--- a/LADM/Remarque.docx
+++ b/LADM/Remarque.docx
@@ -5,241 +5,657 @@
     <w:p>
       <w:pPr>
         <w:pStyle w:val="Titre1"/>
-        <w:rPr>
-          <w:lang w:val="fr-FR"/>
-        </w:rPr>
-      </w:pPr>
-      <w:r>
-        <w:rPr>
-          <w:lang w:val="fr-FR"/>
-        </w:rPr>
-        <w:t xml:space="preserve">Images de plan </w:t>
-      </w:r>
+      </w:pPr>
+      <w:proofErr w:type="spellStart"/>
+      <w:r>
+        <w:rPr>
+          <w:rStyle w:val="lev"/>
+          <w:b w:val="0"/>
+          <w:bCs w:val="0"/>
+        </w:rPr>
+        <w:t>Images</w:t>
+      </w:r>
+      <w:proofErr w:type="spellEnd"/>
+      <w:r>
+        <w:rPr>
+          <w:rStyle w:val="lev"/>
+          <w:b w:val="0"/>
+          <w:bCs w:val="0"/>
+        </w:rPr>
+        <w:t xml:space="preserve"> de </w:t>
+      </w:r>
+      <w:proofErr w:type="spellStart"/>
+      <w:r>
+        <w:rPr>
+          <w:rStyle w:val="lev"/>
+          <w:b w:val="0"/>
+          <w:bCs w:val="0"/>
+        </w:rPr>
+        <w:t>plans</w:t>
+      </w:r>
+      <w:proofErr w:type="spellEnd"/>
     </w:p>
     <w:p>
       <w:pPr>
-        <w:rPr>
-          <w:lang w:val="fr-FR"/>
-        </w:rPr>
-      </w:pPr>
-      <w:r>
-        <w:rPr>
-          <w:lang w:val="fr-FR"/>
-        </w:rPr>
-        <w:t>Ce sont souvent des pièces u</w:t>
-      </w:r>
-      <w:r>
-        <w:rPr>
-          <w:lang w:val="fr-FR"/>
-        </w:rPr>
-        <w:t xml:space="preserve">niques et simple </w:t>
+        <w:pStyle w:val="NormalWeb"/>
+        <w:numPr>
+          <w:ilvl w:val="0"/>
+          <w:numId w:val="1"/>
+        </w:numPr>
+        <w:rPr>
+          <w:lang w:val="fr-FR"/>
+        </w:rPr>
+      </w:pPr>
+      <w:r>
+        <w:rPr>
+          <w:lang w:val="fr-FR"/>
+        </w:rPr>
+        <w:t>Ce sont souvent des pièces uniques et simples.</w:t>
       </w:r>
     </w:p>
     <w:p>
       <w:pPr>
-        <w:rPr>
-          <w:lang w:val="fr-FR"/>
-        </w:rPr>
-      </w:pPr>
-      <w:r>
-        <w:rPr>
-          <w:lang w:val="fr-FR"/>
-        </w:rPr>
-        <w:t xml:space="preserve">Les plans ne proviennent pas de la méme sources dont hétérogène dans les format/type/style/ cartouches </w:t>
+        <w:pStyle w:val="NormalWeb"/>
+        <w:numPr>
+          <w:ilvl w:val="0"/>
+          <w:numId w:val="1"/>
+        </w:numPr>
+        <w:rPr>
+          <w:lang w:val="fr-FR"/>
+        </w:rPr>
+      </w:pPr>
+      <w:r>
+        <w:rPr>
+          <w:lang w:val="fr-FR"/>
+        </w:rPr>
+        <w:t>Les plans ne proviennent pas de la même source : ils sont donc hétérogènes en termes de formats / types / styles / cartouches.</w:t>
       </w:r>
     </w:p>
     <w:p>
       <w:pPr>
-        <w:rPr>
-          <w:lang w:val="fr-FR"/>
-        </w:rPr>
-      </w:pPr>
-      <w:r>
-        <w:rPr>
-          <w:lang w:val="fr-FR"/>
-        </w:rPr>
-        <w:t xml:space="preserve">Parfois réalisé à la main (voir si les cotes sont respectées) seul que j’ai disponibles les </w:t>
-      </w:r>
-      <w:r>
-        <w:rPr>
-          <w:lang w:val="fr-FR"/>
-        </w:rPr>
-        <w:t xml:space="preserve">échelles ne sont pas respecté </w:t>
+        <w:pStyle w:val="NormalWeb"/>
+        <w:numPr>
+          <w:ilvl w:val="0"/>
+          <w:numId w:val="1"/>
+        </w:numPr>
+        <w:rPr>
+          <w:lang w:val="fr-FR"/>
+        </w:rPr>
+      </w:pPr>
+      <w:r>
+        <w:rPr>
+          <w:lang w:val="fr-FR"/>
+        </w:rPr>
+        <w:t>Parfois réalisés à la main (à vérifier : les cotes sont-elles respectées ?). Sur ceux dont je dispose, les échelles ne sont pas respectées.</w:t>
       </w:r>
     </w:p>
     <w:p>
       <w:pPr>
-        <w:rPr>
-          <w:lang w:val="fr-FR"/>
-        </w:rPr>
-      </w:pPr>
-      <w:r>
-        <w:rPr>
-          <w:lang w:val="fr-FR"/>
-        </w:rPr>
-        <w:t xml:space="preserve">Parfois document illisible exemple pour le fichier </w:t>
-      </w:r>
-      <w:r>
-        <w:rPr>
+        <w:pStyle w:val="NormalWeb"/>
+        <w:numPr>
+          <w:ilvl w:val="0"/>
+          <w:numId w:val="1"/>
+        </w:numPr>
+        <w:rPr>
+          <w:lang w:val="fr-FR"/>
+        </w:rPr>
+      </w:pPr>
+      <w:r>
+        <w:rPr>
+          <w:lang w:val="fr-FR"/>
+        </w:rPr>
+        <w:t xml:space="preserve">Parfois, le document est illisible (ex. : le fichier </w:t>
+      </w:r>
+      <w:r>
+        <w:rPr>
+          <w:rStyle w:val="Accentuation"/>
+          <w:rFonts w:eastAsiaTheme="majorEastAsia"/>
           <w:lang w:val="fr-FR"/>
         </w:rPr>
         <w:t>20caisson</w:t>
+      </w:r>
+      <w:r>
+        <w:rPr>
+          <w:lang w:val="fr-FR"/>
+        </w:rPr>
+        <w:t>).</w:t>
       </w:r>
     </w:p>
     <w:p>
       <w:pPr>
-        <w:rPr>
-          <w:lang w:val="fr-FR"/>
-        </w:rPr>
-      </w:pPr>
-      <w:r>
-        <w:rPr>
-          <w:lang w:val="fr-FR"/>
-        </w:rPr>
-        <w:t xml:space="preserve">Les matériaux de constructions ne sont pas toujours indiqués sur les plans </w:t>
+        <w:pStyle w:val="NormalWeb"/>
+        <w:numPr>
+          <w:ilvl w:val="0"/>
+          <w:numId w:val="1"/>
+        </w:numPr>
+        <w:rPr>
+          <w:lang w:val="fr-FR"/>
+        </w:rPr>
+      </w:pPr>
+      <w:r>
+        <w:rPr>
+          <w:lang w:val="fr-FR"/>
+        </w:rPr>
+        <w:t>Les matériaux de construction ne sont pas toujours indiqués sur les plans.</w:t>
       </w:r>
     </w:p>
     <w:p>
       <w:pPr>
-        <w:rPr>
-          <w:lang w:val="fr-FR"/>
-        </w:rPr>
-      </w:pPr>
-      <w:r>
-        <w:rPr>
-          <w:lang w:val="fr-FR"/>
-        </w:rPr>
-        <w:t xml:space="preserve">Il manque des prix aussi bien final que des matériaux </w:t>
-      </w:r>
-      <w:r>
-        <w:rPr>
-          <w:lang w:val="fr-FR"/>
-        </w:rPr>
-        <w:t xml:space="preserve">et les prix de main d’œuvres </w:t>
+        <w:pStyle w:val="NormalWeb"/>
+        <w:numPr>
+          <w:ilvl w:val="0"/>
+          <w:numId w:val="1"/>
+        </w:numPr>
+        <w:rPr>
+          <w:lang w:val="fr-FR"/>
+        </w:rPr>
+      </w:pPr>
+      <w:r>
+        <w:rPr>
+          <w:lang w:val="fr-FR"/>
+        </w:rPr>
+        <w:t>Il manque les prix : aussi bien le prix final que les prix des matériaux et les coûts de main-d’œuvre.</w:t>
       </w:r>
     </w:p>
     <w:p>
       <w:pPr>
-        <w:rPr>
-          <w:lang w:val="fr-FR"/>
-        </w:rPr>
-      </w:pPr>
-      <w:r>
-        <w:rPr>
-          <w:lang w:val="fr-FR"/>
-        </w:rPr>
-        <w:t xml:space="preserve">Il manque si possible un temps de fabrication </w:t>
+        <w:pStyle w:val="NormalWeb"/>
+        <w:numPr>
+          <w:ilvl w:val="0"/>
+          <w:numId w:val="1"/>
+        </w:numPr>
+        <w:rPr>
+          <w:lang w:val="fr-FR"/>
+        </w:rPr>
+      </w:pPr>
+      <w:r>
+        <w:rPr>
+          <w:lang w:val="fr-FR"/>
+        </w:rPr>
+        <w:t>Il manque, si possible, un temps de fabrication.</w:t>
       </w:r>
     </w:p>
     <w:p>
       <w:pPr>
-        <w:rPr>
-          <w:lang w:val="fr-FR"/>
-        </w:rPr>
-      </w:pPr>
-      <w:r>
-        <w:rPr>
-          <w:lang w:val="fr-FR"/>
-        </w:rPr>
-        <w:t xml:space="preserve">Besoin d’avoir plus d’explication sur la manière dont il devise et les critères pertinents pour le devis </w:t>
+        <w:pStyle w:val="NormalWeb"/>
+        <w:numPr>
+          <w:ilvl w:val="0"/>
+          <w:numId w:val="1"/>
+        </w:numPr>
+        <w:rPr>
+          <w:lang w:val="fr-FR"/>
+        </w:rPr>
+      </w:pPr>
+      <w:r>
+        <w:rPr>
+          <w:lang w:val="fr-FR"/>
+        </w:rPr>
+        <w:t>Besoin d’avoir plus d’explications sur la manière dont le devis est établi et sur les critères pertinents pour le chiffrage.</w:t>
       </w:r>
     </w:p>
     <w:p>
       <w:pPr>
         <w:pStyle w:val="Titre1"/>
-        <w:rPr>
-          <w:lang w:val="fr-FR"/>
-        </w:rPr>
-      </w:pPr>
-      <w:r>
-        <w:rPr>
-          <w:lang w:val="fr-FR"/>
-        </w:rPr>
-        <w:t>Plan DXF(</w:t>
-      </w:r>
+      </w:pPr>
       <w:proofErr w:type="spellStart"/>
       <w:r>
         <w:rPr>
-          <w:lang w:val="fr-FR"/>
-        </w:rPr>
-        <w:t>Autocad</w:t>
+          <w:rStyle w:val="lev"/>
+          <w:b w:val="0"/>
+          <w:bCs w:val="0"/>
+        </w:rPr>
+        <w:t>Plans</w:t>
       </w:r>
       <w:proofErr w:type="spellEnd"/>
       <w:r>
         <w:rPr>
-          <w:lang w:val="fr-FR"/>
-        </w:rPr>
-        <w:t>)</w:t>
+          <w:rStyle w:val="lev"/>
+          <w:b w:val="0"/>
+          <w:bCs w:val="0"/>
+        </w:rPr>
+        <w:t xml:space="preserve"> DXF (AutoCAD)</w:t>
       </w:r>
     </w:p>
     <w:p>
       <w:pPr>
-        <w:rPr>
-          <w:lang w:val="fr-FR"/>
-        </w:rPr>
-      </w:pPr>
-      <w:r>
-        <w:rPr>
-          <w:lang w:val="fr-FR"/>
-        </w:rPr>
-        <w:t>Plan si</w:t>
-      </w:r>
-      <w:r>
-        <w:rPr>
-          <w:lang w:val="fr-FR"/>
-        </w:rPr>
-        <w:t>mple</w:t>
-      </w:r>
-      <w:r>
-        <w:rPr>
-          <w:lang w:val="fr-FR"/>
-        </w:rPr>
-        <w:t xml:space="preserve"> sans cote pour la plupart (un seul présent avec des cotes) </w:t>
+        <w:pStyle w:val="NormalWeb"/>
+        <w:numPr>
+          <w:ilvl w:val="0"/>
+          <w:numId w:val="2"/>
+        </w:numPr>
+        <w:rPr>
+          <w:lang w:val="fr-FR"/>
+        </w:rPr>
+      </w:pPr>
+      <w:r>
+        <w:rPr>
+          <w:lang w:val="fr-FR"/>
+        </w:rPr>
+        <w:t>Plans simples, sans cotes pour la plupart (un seul est présent avec des cotes).</w:t>
       </w:r>
     </w:p>
     <w:p>
       <w:pPr>
-        <w:rPr>
-          <w:lang w:val="fr-FR"/>
-        </w:rPr>
-      </w:pPr>
-      <w:r>
-        <w:rPr>
-          <w:lang w:val="fr-FR"/>
-        </w:rPr>
-        <w:t xml:space="preserve"> </w:t>
-      </w:r>
-      <w:r>
-        <w:rPr>
-          <w:lang w:val="fr-FR"/>
-        </w:rPr>
-        <w:t xml:space="preserve">Pas de </w:t>
-      </w:r>
-      <w:r>
-        <w:rPr>
-          <w:lang w:val="fr-FR"/>
-        </w:rPr>
-        <w:t xml:space="preserve">fenêtres de cartouche </w:t>
-      </w:r>
-      <w:r>
-        <w:rPr>
-          <w:lang w:val="fr-FR"/>
-        </w:rPr>
-        <w:t xml:space="preserve">présente. </w:t>
+        <w:pStyle w:val="NormalWeb"/>
+        <w:numPr>
+          <w:ilvl w:val="0"/>
+          <w:numId w:val="2"/>
+        </w:numPr>
+        <w:rPr>
+          <w:lang w:val="fr-FR"/>
+        </w:rPr>
+      </w:pPr>
+      <w:r>
+        <w:rPr>
+          <w:lang w:val="fr-FR"/>
+        </w:rPr>
+        <w:t>Aucune fenêtre de cartouche n’est présente.</w:t>
       </w:r>
     </w:p>
     <w:p>
       <w:pPr>
-        <w:rPr>
-          <w:lang w:val="fr-FR"/>
-        </w:rPr>
-      </w:pPr>
-      <w:r>
-        <w:rPr>
-          <w:lang w:val="fr-FR"/>
-        </w:rPr>
-        <w:t xml:space="preserve">De ce que j’ai  vue ils ne sont pas en lien avec les plans types images. </w:t>
-      </w:r>
+        <w:pStyle w:val="NormalWeb"/>
+        <w:numPr>
+          <w:ilvl w:val="0"/>
+          <w:numId w:val="2"/>
+        </w:numPr>
+        <w:rPr>
+          <w:lang w:val="fr-FR"/>
+        </w:rPr>
+      </w:pPr>
+      <w:r>
+        <w:rPr>
+          <w:lang w:val="fr-FR"/>
+        </w:rPr>
+        <w:t>De ce que j’ai vu, ils ne sont pas en lien avec les plans types (images).</w:t>
+      </w:r>
+    </w:p>
+    <w:p>
+      <w:pPr>
+        <w:pStyle w:val="Titre1"/>
+        <w:rPr>
+          <w:lang w:val="fr-FR"/>
+        </w:rPr>
+      </w:pPr>
+      <w:r>
+        <w:rPr>
+          <w:lang w:val="fr-FR"/>
+        </w:rPr>
+        <w:t>Questions :</w:t>
+      </w:r>
+    </w:p>
+    <w:p>
+      <w:pPr>
+        <w:pStyle w:val="NormalWeb"/>
+        <w:rPr>
+          <w:lang w:val="fr-FR"/>
+        </w:rPr>
+      </w:pPr>
+      <w:proofErr w:type="gramStart"/>
+      <w:r>
+        <w:rPr>
+          <w:rFonts w:hAnsi="Symbol"/>
+        </w:rPr>
+        <w:t></w:t>
+      </w:r>
+      <w:r>
+        <w:rPr>
+          <w:lang w:val="fr-FR"/>
+        </w:rPr>
+        <w:t xml:space="preserve">  Quel</w:t>
+      </w:r>
+      <w:proofErr w:type="gramEnd"/>
+      <w:r>
+        <w:rPr>
+          <w:lang w:val="fr-FR"/>
+        </w:rPr>
+        <w:t xml:space="preserve"> est le processus de </w:t>
+      </w:r>
+      <w:r>
+        <w:rPr>
+          <w:rStyle w:val="lev"/>
+          <w:rFonts w:eastAsiaTheme="majorEastAsia"/>
+          <w:lang w:val="fr-FR"/>
+        </w:rPr>
+        <w:t>devis</w:t>
+      </w:r>
+      <w:r>
+        <w:rPr>
+          <w:lang w:val="fr-FR"/>
+        </w:rPr>
+        <w:t xml:space="preserve"> </w:t>
+      </w:r>
+      <w:proofErr w:type="gramStart"/>
+      <w:r>
+        <w:rPr>
+          <w:lang w:val="fr-FR"/>
+        </w:rPr>
+        <w:t>actuel ?</w:t>
+      </w:r>
+      <w:proofErr w:type="gramEnd"/>
+    </w:p>
+    <w:p>
+      <w:pPr>
+        <w:pStyle w:val="NormalWeb"/>
+        <w:rPr>
+          <w:lang w:val="fr-FR"/>
+        </w:rPr>
+      </w:pPr>
+      <w:proofErr w:type="gramStart"/>
+      <w:r>
+        <w:rPr>
+          <w:rFonts w:hAnsi="Symbol"/>
+        </w:rPr>
+        <w:t></w:t>
+      </w:r>
+      <w:r>
+        <w:rPr>
+          <w:lang w:val="fr-FR"/>
+        </w:rPr>
+        <w:t xml:space="preserve">  Ont</w:t>
+      </w:r>
+      <w:proofErr w:type="gramEnd"/>
+      <w:r>
+        <w:rPr>
+          <w:lang w:val="fr-FR"/>
+        </w:rPr>
+        <w:t xml:space="preserve">-ils des </w:t>
+      </w:r>
+      <w:r>
+        <w:rPr>
+          <w:rStyle w:val="lev"/>
+          <w:rFonts w:eastAsiaTheme="majorEastAsia"/>
+          <w:lang w:val="fr-FR"/>
+        </w:rPr>
+        <w:t>temps de fabrication</w:t>
+      </w:r>
+      <w:r>
+        <w:rPr>
+          <w:lang w:val="fr-FR"/>
+        </w:rPr>
+        <w:t xml:space="preserve"> (par opération ou au global</w:t>
+      </w:r>
+      <w:proofErr w:type="gramStart"/>
+      <w:r>
+        <w:rPr>
+          <w:lang w:val="fr-FR"/>
+        </w:rPr>
+        <w:t>) ?</w:t>
+      </w:r>
+      <w:proofErr w:type="gramEnd"/>
+    </w:p>
+    <w:p>
+      <w:pPr>
+        <w:pStyle w:val="NormalWeb"/>
+        <w:rPr>
+          <w:lang w:val="fr-FR"/>
+        </w:rPr>
+      </w:pPr>
+      <w:proofErr w:type="gramStart"/>
+      <w:r>
+        <w:rPr>
+          <w:rFonts w:hAnsi="Symbol"/>
+        </w:rPr>
+        <w:t></w:t>
+      </w:r>
+      <w:r>
+        <w:rPr>
+          <w:lang w:val="fr-FR"/>
+        </w:rPr>
+        <w:t xml:space="preserve">  Quels</w:t>
+      </w:r>
+      <w:proofErr w:type="gramEnd"/>
+      <w:r>
+        <w:rPr>
+          <w:lang w:val="fr-FR"/>
+        </w:rPr>
+        <w:t xml:space="preserve"> </w:t>
+      </w:r>
+      <w:r>
+        <w:rPr>
+          <w:rStyle w:val="lev"/>
+          <w:rFonts w:eastAsiaTheme="majorEastAsia"/>
+          <w:lang w:val="fr-FR"/>
+        </w:rPr>
+        <w:t>types de matériaux</w:t>
+      </w:r>
+      <w:r>
+        <w:rPr>
+          <w:lang w:val="fr-FR"/>
+        </w:rPr>
+        <w:t xml:space="preserve"> sont </w:t>
+      </w:r>
+      <w:proofErr w:type="gramStart"/>
+      <w:r>
+        <w:rPr>
+          <w:lang w:val="fr-FR"/>
+        </w:rPr>
+        <w:t>utilisés ?</w:t>
+      </w:r>
+      <w:proofErr w:type="gramEnd"/>
+    </w:p>
+    <w:p>
+      <w:pPr>
+        <w:pStyle w:val="NormalWeb"/>
+        <w:rPr>
+          <w:lang w:val="fr-FR"/>
+        </w:rPr>
+      </w:pPr>
+      <w:proofErr w:type="gramStart"/>
+      <w:r>
+        <w:rPr>
+          <w:rFonts w:hAnsi="Symbol"/>
+        </w:rPr>
+        <w:t></w:t>
+      </w:r>
+      <w:r>
+        <w:rPr>
+          <w:lang w:val="fr-FR"/>
+        </w:rPr>
+        <w:t xml:space="preserve">  Est</w:t>
+      </w:r>
+      <w:proofErr w:type="gramEnd"/>
+      <w:r>
+        <w:rPr>
+          <w:lang w:val="fr-FR"/>
+        </w:rPr>
+        <w:t xml:space="preserve">-il possible d’avoir le </w:t>
+      </w:r>
+      <w:r>
+        <w:rPr>
+          <w:rStyle w:val="lev"/>
+          <w:rFonts w:eastAsiaTheme="majorEastAsia"/>
+          <w:lang w:val="fr-FR"/>
+        </w:rPr>
+        <w:t xml:space="preserve">prix des pièces </w:t>
+      </w:r>
+      <w:proofErr w:type="gramStart"/>
+      <w:r>
+        <w:rPr>
+          <w:rStyle w:val="lev"/>
+          <w:rFonts w:eastAsiaTheme="majorEastAsia"/>
+          <w:lang w:val="fr-FR"/>
+        </w:rPr>
+        <w:t>fournies</w:t>
+      </w:r>
+      <w:r>
+        <w:rPr>
+          <w:lang w:val="fr-FR"/>
+        </w:rPr>
+        <w:t xml:space="preserve"> ?</w:t>
+      </w:r>
+      <w:proofErr w:type="gramEnd"/>
+    </w:p>
+    <w:p>
+      <w:pPr>
+        <w:pStyle w:val="NormalWeb"/>
+        <w:rPr>
+          <w:lang w:val="fr-FR"/>
+        </w:rPr>
+      </w:pPr>
+      <w:proofErr w:type="gramStart"/>
+      <w:r>
+        <w:rPr>
+          <w:rFonts w:hAnsi="Symbol"/>
+        </w:rPr>
+        <w:t></w:t>
+      </w:r>
+      <w:r>
+        <w:rPr>
+          <w:lang w:val="fr-FR"/>
+        </w:rPr>
+        <w:t xml:space="preserve">  Quels</w:t>
+      </w:r>
+      <w:proofErr w:type="gramEnd"/>
+      <w:r>
+        <w:rPr>
+          <w:lang w:val="fr-FR"/>
+        </w:rPr>
+        <w:t xml:space="preserve"> types de pièces souhaitez-vous </w:t>
+      </w:r>
+      <w:proofErr w:type="gramStart"/>
+      <w:r>
+        <w:rPr>
+          <w:lang w:val="fr-FR"/>
+        </w:rPr>
+        <w:t>évaluer :</w:t>
+      </w:r>
+      <w:proofErr w:type="gramEnd"/>
+      <w:r>
+        <w:rPr>
+          <w:lang w:val="fr-FR"/>
+        </w:rPr>
+        <w:t xml:space="preserve"> </w:t>
+      </w:r>
+      <w:r>
+        <w:rPr>
+          <w:rStyle w:val="lev"/>
+          <w:rFonts w:eastAsiaTheme="majorEastAsia"/>
+          <w:lang w:val="fr-FR"/>
+        </w:rPr>
+        <w:t>petites / grandes</w:t>
+      </w:r>
+      <w:r>
+        <w:rPr>
+          <w:lang w:val="fr-FR"/>
+        </w:rPr>
+        <w:t xml:space="preserve">, </w:t>
+      </w:r>
+      <w:r>
+        <w:rPr>
+          <w:rStyle w:val="lev"/>
+          <w:rFonts w:eastAsiaTheme="majorEastAsia"/>
+          <w:lang w:val="fr-FR"/>
+        </w:rPr>
+        <w:t xml:space="preserve">simples / </w:t>
+      </w:r>
+      <w:proofErr w:type="gramStart"/>
+      <w:r>
+        <w:rPr>
+          <w:rStyle w:val="lev"/>
+          <w:rFonts w:eastAsiaTheme="majorEastAsia"/>
+          <w:lang w:val="fr-FR"/>
+        </w:rPr>
+        <w:t>complexes</w:t>
+      </w:r>
+      <w:r>
+        <w:rPr>
+          <w:lang w:val="fr-FR"/>
+        </w:rPr>
+        <w:t xml:space="preserve"> ?</w:t>
+      </w:r>
+      <w:proofErr w:type="gramEnd"/>
+      <w:r>
+        <w:rPr>
+          <w:lang w:val="fr-FR"/>
+        </w:rPr>
+        <w:t xml:space="preserve"> (Car les pièces fournies sont relativement simples.)</w:t>
+      </w:r>
+    </w:p>
+    <w:p>
+      <w:pPr>
+        <w:pStyle w:val="NormalWeb"/>
+      </w:pPr>
+      <w:proofErr w:type="gramStart"/>
+      <w:r>
+        <w:rPr>
+          <w:rFonts w:hAnsi="Symbol"/>
+        </w:rPr>
+        <w:t></w:t>
+      </w:r>
+      <w:r>
+        <w:rPr>
+          <w:lang w:val="fr-FR"/>
+        </w:rPr>
+        <w:t xml:space="preserve">  Quel</w:t>
+      </w:r>
+      <w:proofErr w:type="gramEnd"/>
+      <w:r>
+        <w:rPr>
+          <w:lang w:val="fr-FR"/>
+        </w:rPr>
+        <w:t xml:space="preserve"> est le </w:t>
+      </w:r>
+      <w:r>
+        <w:rPr>
+          <w:rStyle w:val="lev"/>
+          <w:rFonts w:eastAsiaTheme="majorEastAsia"/>
+          <w:lang w:val="fr-FR"/>
+        </w:rPr>
+        <w:t>format de plan</w:t>
+      </w:r>
+      <w:r>
+        <w:rPr>
+          <w:lang w:val="fr-FR"/>
+        </w:rPr>
+        <w:t xml:space="preserve"> le plus utilisé (PDF, image, DXF, DWG, etc.</w:t>
+      </w:r>
+      <w:proofErr w:type="gramStart"/>
+      <w:r>
+        <w:rPr>
+          <w:lang w:val="fr-FR"/>
+        </w:rPr>
+        <w:t xml:space="preserve">) </w:t>
+      </w:r>
+      <w:r>
+        <w:t>?</w:t>
+      </w:r>
+      <w:proofErr w:type="gramEnd"/>
+    </w:p>
+    <w:p>
+      <w:pPr>
+        <w:rPr>
+          <w:lang w:val="fr-FR"/>
+        </w:rPr>
+      </w:pPr>
+      <w:r>
+        <w:rPr>
+          <w:lang w:val="fr-FR"/>
+        </w:rPr>
+        <w:t xml:space="preserve"> </w:t>
+      </w:r>
+    </w:p>
+    <w:p>
+      <w:pPr>
+        <w:rPr>
+          <w:lang w:val="fr-FR"/>
+        </w:rPr>
+      </w:pPr>
+    </w:p>
+    <w:p>
+      <w:pPr>
+        <w:rPr>
+          <w:lang w:val="fr-FR"/>
+        </w:rPr>
+      </w:pPr>
+    </w:p>
+    <w:p>
+      <w:pPr>
+        <w:pStyle w:val="Paragraphedeliste"/>
+        <w:rPr>
+          <w:lang w:val="fr-FR"/>
+        </w:rPr>
+      </w:pPr>
     </w:p>
     <w:sectPr>
       <w:pgSz w:w="11906" w:h="16838"/>
@@ -249,6 +665,1647 @@
     </w:sectPr>
   </w:body>
 </w:document>
+</file>
+
+<file path=word/numbering.xml><?xml version="1.0" encoding="utf-8"?>
+<w:numbering xmlns:wpc="http://schemas.microsoft.com/office/word/2010/wordprocessingCanvas" xmlns:cx="http://schemas.microsoft.com/office/drawing/2014/chartex" xmlns:cx1="http://schemas.microsoft.com/office/drawing/2015/9/8/chartex" xmlns:cx2="http://schemas.microsoft.com/office/drawing/2015/10/21/chartex" xmlns:cx3="http://schemas.microsoft.com/office/drawing/2016/5/9/chartex" xmlns:cx4="http://schemas.microsoft.com/office/drawing/2016/5/10/chartex" xmlns:cx5="http://schemas.microsoft.com/office/drawing/2016/5/11/chartex" xmlns:cx6="http://schemas.microsoft.com/office/drawing/2016/5/12/chartex" xmlns:cx7="http://schemas.microsoft.com/office/drawing/2016/5/13/chartex" xmlns:cx8="http://schemas.microsoft.com/office/drawing/2016/5/14/chartex" xmlns:mc="http://schemas.openxmlformats.org/markup-compatibility/2006" xmlns:aink="http://schemas.microsoft.com/office/drawing/2016/ink" xmlns:am3d="http://schemas.microsoft.com/office/drawing/2017/model3d" xmlns:o="urn:schemas-microsoft-com:office:office" xmlns:oel="http://schemas.microsoft.com/office/2019/extlst" xmlns:r="http://schemas.openxmlformats.org/officeDocument/2006/relationships" xmlns:m="http://schemas.openxmlformats.org/officeDocument/2006/math" xmlns:v="urn:schemas-microsoft-com:vml" xmlns:wp14="http://schemas.microsoft.com/office/word/2010/wordprocessingDrawing" xmlns:wp="http://schemas.openxmlformats.org/drawingml/2006/wordprocessingDrawing" xmlns:w10="urn:schemas-microsoft-com:office:word" xmlns:w="http://schemas.openxmlformats.org/wordprocessingml/2006/main" xmlns:w14="http://schemas.microsoft.com/office/word/2010/wordml" xmlns:w15="http://schemas.microsoft.com/office/word/2012/wordml" xmlns:w16cex="http://schemas.microsoft.com/office/word/2018/wordml/cex" xmlns:w16cid="http://schemas.microsoft.com/office/word/2016/wordml/cid" xmlns:w16="http://schemas.microsoft.com/office/word/2018/wordml" xmlns:w16du="http://schemas.microsoft.com/office/word/2023/wordml/word16du" xmlns:w16sdtdh="http://schemas.microsoft.com/office/word/2020/wordml/sdtdatahash" xmlns:w16sdtfl="http://schemas.microsoft.com/office/word/2024/wordml/sdtformatlock" xmlns:w16se="http://schemas.microsoft.com/office/word/2015/wordml/symex" xmlns:wpg="http://schemas.microsoft.com/office/word/2010/wordprocessingGroup" xmlns:wpi="http://schemas.microsoft.com/office/word/2010/wordprocessingInk" xmlns:wne="http://schemas.microsoft.com/office/word/2006/wordml" xmlns:wps="http://schemas.microsoft.com/office/word/2010/wordprocessingShape" mc:Ignorable="w14 w15 w16se w16cid w16 w16cex w16sdtdh w16sdtfl w16du wp14">
+  <w:abstractNum w:abstractNumId="0" w15:restartNumberingAfterBreak="0">
+    <w:nsid w:val="00B545A9"/>
+    <w:multiLevelType w:val="multilevel"/>
+    <w:tmpl w:val="3FC4D73A"/>
+    <w:lvl w:ilvl="0">
+      <w:start w:val="1"/>
+      <w:numFmt w:val="bullet"/>
+      <w:lvlText w:val=""/>
+      <w:lvlJc w:val="left"/>
+      <w:pPr>
+        <w:tabs>
+          <w:tab w:val="num" w:pos="720"/>
+        </w:tabs>
+        <w:ind w:left="720" w:hanging="360"/>
+      </w:pPr>
+      <w:rPr>
+        <w:rFonts w:ascii="Symbol" w:hAnsi="Symbol" w:hint="default"/>
+        <w:sz w:val="20"/>
+      </w:rPr>
+    </w:lvl>
+    <w:lvl w:ilvl="1" w:tentative="1">
+      <w:start w:val="1"/>
+      <w:numFmt w:val="bullet"/>
+      <w:lvlText w:val="o"/>
+      <w:lvlJc w:val="left"/>
+      <w:pPr>
+        <w:tabs>
+          <w:tab w:val="num" w:pos="1440"/>
+        </w:tabs>
+        <w:ind w:left="1440" w:hanging="360"/>
+      </w:pPr>
+      <w:rPr>
+        <w:rFonts w:ascii="Courier New" w:hAnsi="Courier New" w:hint="default"/>
+        <w:sz w:val="20"/>
+      </w:rPr>
+    </w:lvl>
+    <w:lvl w:ilvl="2" w:tentative="1">
+      <w:start w:val="1"/>
+      <w:numFmt w:val="bullet"/>
+      <w:lvlText w:val=""/>
+      <w:lvlJc w:val="left"/>
+      <w:pPr>
+        <w:tabs>
+          <w:tab w:val="num" w:pos="2160"/>
+        </w:tabs>
+        <w:ind w:left="2160" w:hanging="360"/>
+      </w:pPr>
+      <w:rPr>
+        <w:rFonts w:ascii="Wingdings" w:hAnsi="Wingdings" w:hint="default"/>
+        <w:sz w:val="20"/>
+      </w:rPr>
+    </w:lvl>
+    <w:lvl w:ilvl="3" w:tentative="1">
+      <w:start w:val="1"/>
+      <w:numFmt w:val="bullet"/>
+      <w:lvlText w:val=""/>
+      <w:lvlJc w:val="left"/>
+      <w:pPr>
+        <w:tabs>
+          <w:tab w:val="num" w:pos="2880"/>
+        </w:tabs>
+        <w:ind w:left="2880" w:hanging="360"/>
+      </w:pPr>
+      <w:rPr>
+        <w:rFonts w:ascii="Wingdings" w:hAnsi="Wingdings" w:hint="default"/>
+        <w:sz w:val="20"/>
+      </w:rPr>
+    </w:lvl>
+    <w:lvl w:ilvl="4" w:tentative="1">
+      <w:start w:val="1"/>
+      <w:numFmt w:val="bullet"/>
+      <w:lvlText w:val=""/>
+      <w:lvlJc w:val="left"/>
+      <w:pPr>
+        <w:tabs>
+          <w:tab w:val="num" w:pos="3600"/>
+        </w:tabs>
+        <w:ind w:left="3600" w:hanging="360"/>
+      </w:pPr>
+      <w:rPr>
+        <w:rFonts w:ascii="Wingdings" w:hAnsi="Wingdings" w:hint="default"/>
+        <w:sz w:val="20"/>
+      </w:rPr>
+    </w:lvl>
+    <w:lvl w:ilvl="5" w:tentative="1">
+      <w:start w:val="1"/>
+      <w:numFmt w:val="bullet"/>
+      <w:lvlText w:val=""/>
+      <w:lvlJc w:val="left"/>
+      <w:pPr>
+        <w:tabs>
+          <w:tab w:val="num" w:pos="4320"/>
+        </w:tabs>
+        <w:ind w:left="4320" w:hanging="360"/>
+      </w:pPr>
+      <w:rPr>
+        <w:rFonts w:ascii="Wingdings" w:hAnsi="Wingdings" w:hint="default"/>
+        <w:sz w:val="20"/>
+      </w:rPr>
+    </w:lvl>
+    <w:lvl w:ilvl="6" w:tentative="1">
+      <w:start w:val="1"/>
+      <w:numFmt w:val="bullet"/>
+      <w:lvlText w:val=""/>
+      <w:lvlJc w:val="left"/>
+      <w:pPr>
+        <w:tabs>
+          <w:tab w:val="num" w:pos="5040"/>
+        </w:tabs>
+        <w:ind w:left="5040" w:hanging="360"/>
+      </w:pPr>
+      <w:rPr>
+        <w:rFonts w:ascii="Wingdings" w:hAnsi="Wingdings" w:hint="default"/>
+        <w:sz w:val="20"/>
+      </w:rPr>
+    </w:lvl>
+    <w:lvl w:ilvl="7" w:tentative="1">
+      <w:start w:val="1"/>
+      <w:numFmt w:val="bullet"/>
+      <w:lvlText w:val=""/>
+      <w:lvlJc w:val="left"/>
+      <w:pPr>
+        <w:tabs>
+          <w:tab w:val="num" w:pos="5760"/>
+        </w:tabs>
+        <w:ind w:left="5760" w:hanging="360"/>
+      </w:pPr>
+      <w:rPr>
+        <w:rFonts w:ascii="Wingdings" w:hAnsi="Wingdings" w:hint="default"/>
+        <w:sz w:val="20"/>
+      </w:rPr>
+    </w:lvl>
+    <w:lvl w:ilvl="8" w:tentative="1">
+      <w:start w:val="1"/>
+      <w:numFmt w:val="bullet"/>
+      <w:lvlText w:val=""/>
+      <w:lvlJc w:val="left"/>
+      <w:pPr>
+        <w:tabs>
+          <w:tab w:val="num" w:pos="6480"/>
+        </w:tabs>
+        <w:ind w:left="6480" w:hanging="360"/>
+      </w:pPr>
+      <w:rPr>
+        <w:rFonts w:ascii="Wingdings" w:hAnsi="Wingdings" w:hint="default"/>
+        <w:sz w:val="20"/>
+      </w:rPr>
+    </w:lvl>
+  </w:abstractNum>
+  <w:abstractNum w:abstractNumId="1" w15:restartNumberingAfterBreak="0">
+    <w:nsid w:val="012D5258"/>
+    <w:multiLevelType w:val="multilevel"/>
+    <w:tmpl w:val="8F9A716A"/>
+    <w:lvl w:ilvl="0">
+      <w:start w:val="1"/>
+      <w:numFmt w:val="bullet"/>
+      <w:lvlText w:val=""/>
+      <w:lvlJc w:val="left"/>
+      <w:pPr>
+        <w:tabs>
+          <w:tab w:val="num" w:pos="720"/>
+        </w:tabs>
+        <w:ind w:left="720" w:hanging="360"/>
+      </w:pPr>
+      <w:rPr>
+        <w:rFonts w:ascii="Symbol" w:hAnsi="Symbol" w:hint="default"/>
+        <w:sz w:val="20"/>
+      </w:rPr>
+    </w:lvl>
+    <w:lvl w:ilvl="1" w:tentative="1">
+      <w:start w:val="1"/>
+      <w:numFmt w:val="bullet"/>
+      <w:lvlText w:val="o"/>
+      <w:lvlJc w:val="left"/>
+      <w:pPr>
+        <w:tabs>
+          <w:tab w:val="num" w:pos="1440"/>
+        </w:tabs>
+        <w:ind w:left="1440" w:hanging="360"/>
+      </w:pPr>
+      <w:rPr>
+        <w:rFonts w:ascii="Courier New" w:hAnsi="Courier New" w:hint="default"/>
+        <w:sz w:val="20"/>
+      </w:rPr>
+    </w:lvl>
+    <w:lvl w:ilvl="2" w:tentative="1">
+      <w:start w:val="1"/>
+      <w:numFmt w:val="bullet"/>
+      <w:lvlText w:val=""/>
+      <w:lvlJc w:val="left"/>
+      <w:pPr>
+        <w:tabs>
+          <w:tab w:val="num" w:pos="2160"/>
+        </w:tabs>
+        <w:ind w:left="2160" w:hanging="360"/>
+      </w:pPr>
+      <w:rPr>
+        <w:rFonts w:ascii="Wingdings" w:hAnsi="Wingdings" w:hint="default"/>
+        <w:sz w:val="20"/>
+      </w:rPr>
+    </w:lvl>
+    <w:lvl w:ilvl="3" w:tentative="1">
+      <w:start w:val="1"/>
+      <w:numFmt w:val="bullet"/>
+      <w:lvlText w:val=""/>
+      <w:lvlJc w:val="left"/>
+      <w:pPr>
+        <w:tabs>
+          <w:tab w:val="num" w:pos="2880"/>
+        </w:tabs>
+        <w:ind w:left="2880" w:hanging="360"/>
+      </w:pPr>
+      <w:rPr>
+        <w:rFonts w:ascii="Wingdings" w:hAnsi="Wingdings" w:hint="default"/>
+        <w:sz w:val="20"/>
+      </w:rPr>
+    </w:lvl>
+    <w:lvl w:ilvl="4" w:tentative="1">
+      <w:start w:val="1"/>
+      <w:numFmt w:val="bullet"/>
+      <w:lvlText w:val=""/>
+      <w:lvlJc w:val="left"/>
+      <w:pPr>
+        <w:tabs>
+          <w:tab w:val="num" w:pos="3600"/>
+        </w:tabs>
+        <w:ind w:left="3600" w:hanging="360"/>
+      </w:pPr>
+      <w:rPr>
+        <w:rFonts w:ascii="Wingdings" w:hAnsi="Wingdings" w:hint="default"/>
+        <w:sz w:val="20"/>
+      </w:rPr>
+    </w:lvl>
+    <w:lvl w:ilvl="5" w:tentative="1">
+      <w:start w:val="1"/>
+      <w:numFmt w:val="bullet"/>
+      <w:lvlText w:val=""/>
+      <w:lvlJc w:val="left"/>
+      <w:pPr>
+        <w:tabs>
+          <w:tab w:val="num" w:pos="4320"/>
+        </w:tabs>
+        <w:ind w:left="4320" w:hanging="360"/>
+      </w:pPr>
+      <w:rPr>
+        <w:rFonts w:ascii="Wingdings" w:hAnsi="Wingdings" w:hint="default"/>
+        <w:sz w:val="20"/>
+      </w:rPr>
+    </w:lvl>
+    <w:lvl w:ilvl="6" w:tentative="1">
+      <w:start w:val="1"/>
+      <w:numFmt w:val="bullet"/>
+      <w:lvlText w:val=""/>
+      <w:lvlJc w:val="left"/>
+      <w:pPr>
+        <w:tabs>
+          <w:tab w:val="num" w:pos="5040"/>
+        </w:tabs>
+        <w:ind w:left="5040" w:hanging="360"/>
+      </w:pPr>
+      <w:rPr>
+        <w:rFonts w:ascii="Wingdings" w:hAnsi="Wingdings" w:hint="default"/>
+        <w:sz w:val="20"/>
+      </w:rPr>
+    </w:lvl>
+    <w:lvl w:ilvl="7" w:tentative="1">
+      <w:start w:val="1"/>
+      <w:numFmt w:val="bullet"/>
+      <w:lvlText w:val=""/>
+      <w:lvlJc w:val="left"/>
+      <w:pPr>
+        <w:tabs>
+          <w:tab w:val="num" w:pos="5760"/>
+        </w:tabs>
+        <w:ind w:left="5760" w:hanging="360"/>
+      </w:pPr>
+      <w:rPr>
+        <w:rFonts w:ascii="Wingdings" w:hAnsi="Wingdings" w:hint="default"/>
+        <w:sz w:val="20"/>
+      </w:rPr>
+    </w:lvl>
+    <w:lvl w:ilvl="8" w:tentative="1">
+      <w:start w:val="1"/>
+      <w:numFmt w:val="bullet"/>
+      <w:lvlText w:val=""/>
+      <w:lvlJc w:val="left"/>
+      <w:pPr>
+        <w:tabs>
+          <w:tab w:val="num" w:pos="6480"/>
+        </w:tabs>
+        <w:ind w:left="6480" w:hanging="360"/>
+      </w:pPr>
+      <w:rPr>
+        <w:rFonts w:ascii="Wingdings" w:hAnsi="Wingdings" w:hint="default"/>
+        <w:sz w:val="20"/>
+      </w:rPr>
+    </w:lvl>
+  </w:abstractNum>
+  <w:abstractNum w:abstractNumId="2" w15:restartNumberingAfterBreak="0">
+    <w:nsid w:val="071F6E76"/>
+    <w:multiLevelType w:val="multilevel"/>
+    <w:tmpl w:val="C936A5AC"/>
+    <w:lvl w:ilvl="0">
+      <w:start w:val="1"/>
+      <w:numFmt w:val="bullet"/>
+      <w:lvlText w:val=""/>
+      <w:lvlJc w:val="left"/>
+      <w:pPr>
+        <w:tabs>
+          <w:tab w:val="num" w:pos="720"/>
+        </w:tabs>
+        <w:ind w:left="720" w:hanging="360"/>
+      </w:pPr>
+      <w:rPr>
+        <w:rFonts w:ascii="Symbol" w:hAnsi="Symbol" w:hint="default"/>
+        <w:sz w:val="20"/>
+      </w:rPr>
+    </w:lvl>
+    <w:lvl w:ilvl="1" w:tentative="1">
+      <w:start w:val="1"/>
+      <w:numFmt w:val="bullet"/>
+      <w:lvlText w:val="o"/>
+      <w:lvlJc w:val="left"/>
+      <w:pPr>
+        <w:tabs>
+          <w:tab w:val="num" w:pos="1440"/>
+        </w:tabs>
+        <w:ind w:left="1440" w:hanging="360"/>
+      </w:pPr>
+      <w:rPr>
+        <w:rFonts w:ascii="Courier New" w:hAnsi="Courier New" w:hint="default"/>
+        <w:sz w:val="20"/>
+      </w:rPr>
+    </w:lvl>
+    <w:lvl w:ilvl="2" w:tentative="1">
+      <w:start w:val="1"/>
+      <w:numFmt w:val="bullet"/>
+      <w:lvlText w:val=""/>
+      <w:lvlJc w:val="left"/>
+      <w:pPr>
+        <w:tabs>
+          <w:tab w:val="num" w:pos="2160"/>
+        </w:tabs>
+        <w:ind w:left="2160" w:hanging="360"/>
+      </w:pPr>
+      <w:rPr>
+        <w:rFonts w:ascii="Wingdings" w:hAnsi="Wingdings" w:hint="default"/>
+        <w:sz w:val="20"/>
+      </w:rPr>
+    </w:lvl>
+    <w:lvl w:ilvl="3" w:tentative="1">
+      <w:start w:val="1"/>
+      <w:numFmt w:val="bullet"/>
+      <w:lvlText w:val=""/>
+      <w:lvlJc w:val="left"/>
+      <w:pPr>
+        <w:tabs>
+          <w:tab w:val="num" w:pos="2880"/>
+        </w:tabs>
+        <w:ind w:left="2880" w:hanging="360"/>
+      </w:pPr>
+      <w:rPr>
+        <w:rFonts w:ascii="Wingdings" w:hAnsi="Wingdings" w:hint="default"/>
+        <w:sz w:val="20"/>
+      </w:rPr>
+    </w:lvl>
+    <w:lvl w:ilvl="4" w:tentative="1">
+      <w:start w:val="1"/>
+      <w:numFmt w:val="bullet"/>
+      <w:lvlText w:val=""/>
+      <w:lvlJc w:val="left"/>
+      <w:pPr>
+        <w:tabs>
+          <w:tab w:val="num" w:pos="3600"/>
+        </w:tabs>
+        <w:ind w:left="3600" w:hanging="360"/>
+      </w:pPr>
+      <w:rPr>
+        <w:rFonts w:ascii="Wingdings" w:hAnsi="Wingdings" w:hint="default"/>
+        <w:sz w:val="20"/>
+      </w:rPr>
+    </w:lvl>
+    <w:lvl w:ilvl="5" w:tentative="1">
+      <w:start w:val="1"/>
+      <w:numFmt w:val="bullet"/>
+      <w:lvlText w:val=""/>
+      <w:lvlJc w:val="left"/>
+      <w:pPr>
+        <w:tabs>
+          <w:tab w:val="num" w:pos="4320"/>
+        </w:tabs>
+        <w:ind w:left="4320" w:hanging="360"/>
+      </w:pPr>
+      <w:rPr>
+        <w:rFonts w:ascii="Wingdings" w:hAnsi="Wingdings" w:hint="default"/>
+        <w:sz w:val="20"/>
+      </w:rPr>
+    </w:lvl>
+    <w:lvl w:ilvl="6" w:tentative="1">
+      <w:start w:val="1"/>
+      <w:numFmt w:val="bullet"/>
+      <w:lvlText w:val=""/>
+      <w:lvlJc w:val="left"/>
+      <w:pPr>
+        <w:tabs>
+          <w:tab w:val="num" w:pos="5040"/>
+        </w:tabs>
+        <w:ind w:left="5040" w:hanging="360"/>
+      </w:pPr>
+      <w:rPr>
+        <w:rFonts w:ascii="Wingdings" w:hAnsi="Wingdings" w:hint="default"/>
+        <w:sz w:val="20"/>
+      </w:rPr>
+    </w:lvl>
+    <w:lvl w:ilvl="7" w:tentative="1">
+      <w:start w:val="1"/>
+      <w:numFmt w:val="bullet"/>
+      <w:lvlText w:val=""/>
+      <w:lvlJc w:val="left"/>
+      <w:pPr>
+        <w:tabs>
+          <w:tab w:val="num" w:pos="5760"/>
+        </w:tabs>
+        <w:ind w:left="5760" w:hanging="360"/>
+      </w:pPr>
+      <w:rPr>
+        <w:rFonts w:ascii="Wingdings" w:hAnsi="Wingdings" w:hint="default"/>
+        <w:sz w:val="20"/>
+      </w:rPr>
+    </w:lvl>
+    <w:lvl w:ilvl="8" w:tentative="1">
+      <w:start w:val="1"/>
+      <w:numFmt w:val="bullet"/>
+      <w:lvlText w:val=""/>
+      <w:lvlJc w:val="left"/>
+      <w:pPr>
+        <w:tabs>
+          <w:tab w:val="num" w:pos="6480"/>
+        </w:tabs>
+        <w:ind w:left="6480" w:hanging="360"/>
+      </w:pPr>
+      <w:rPr>
+        <w:rFonts w:ascii="Wingdings" w:hAnsi="Wingdings" w:hint="default"/>
+        <w:sz w:val="20"/>
+      </w:rPr>
+    </w:lvl>
+  </w:abstractNum>
+  <w:abstractNum w:abstractNumId="3" w15:restartNumberingAfterBreak="0">
+    <w:nsid w:val="17DE655C"/>
+    <w:multiLevelType w:val="multilevel"/>
+    <w:tmpl w:val="A3A0CB32"/>
+    <w:lvl w:ilvl="0">
+      <w:start w:val="1"/>
+      <w:numFmt w:val="bullet"/>
+      <w:lvlText w:val=""/>
+      <w:lvlJc w:val="left"/>
+      <w:pPr>
+        <w:tabs>
+          <w:tab w:val="num" w:pos="720"/>
+        </w:tabs>
+        <w:ind w:left="720" w:hanging="360"/>
+      </w:pPr>
+      <w:rPr>
+        <w:rFonts w:ascii="Symbol" w:hAnsi="Symbol" w:hint="default"/>
+        <w:sz w:val="20"/>
+      </w:rPr>
+    </w:lvl>
+    <w:lvl w:ilvl="1" w:tentative="1">
+      <w:start w:val="1"/>
+      <w:numFmt w:val="bullet"/>
+      <w:lvlText w:val="o"/>
+      <w:lvlJc w:val="left"/>
+      <w:pPr>
+        <w:tabs>
+          <w:tab w:val="num" w:pos="1440"/>
+        </w:tabs>
+        <w:ind w:left="1440" w:hanging="360"/>
+      </w:pPr>
+      <w:rPr>
+        <w:rFonts w:ascii="Courier New" w:hAnsi="Courier New" w:hint="default"/>
+        <w:sz w:val="20"/>
+      </w:rPr>
+    </w:lvl>
+    <w:lvl w:ilvl="2" w:tentative="1">
+      <w:start w:val="1"/>
+      <w:numFmt w:val="bullet"/>
+      <w:lvlText w:val=""/>
+      <w:lvlJc w:val="left"/>
+      <w:pPr>
+        <w:tabs>
+          <w:tab w:val="num" w:pos="2160"/>
+        </w:tabs>
+        <w:ind w:left="2160" w:hanging="360"/>
+      </w:pPr>
+      <w:rPr>
+        <w:rFonts w:ascii="Wingdings" w:hAnsi="Wingdings" w:hint="default"/>
+        <w:sz w:val="20"/>
+      </w:rPr>
+    </w:lvl>
+    <w:lvl w:ilvl="3" w:tentative="1">
+      <w:start w:val="1"/>
+      <w:numFmt w:val="bullet"/>
+      <w:lvlText w:val=""/>
+      <w:lvlJc w:val="left"/>
+      <w:pPr>
+        <w:tabs>
+          <w:tab w:val="num" w:pos="2880"/>
+        </w:tabs>
+        <w:ind w:left="2880" w:hanging="360"/>
+      </w:pPr>
+      <w:rPr>
+        <w:rFonts w:ascii="Wingdings" w:hAnsi="Wingdings" w:hint="default"/>
+        <w:sz w:val="20"/>
+      </w:rPr>
+    </w:lvl>
+    <w:lvl w:ilvl="4" w:tentative="1">
+      <w:start w:val="1"/>
+      <w:numFmt w:val="bullet"/>
+      <w:lvlText w:val=""/>
+      <w:lvlJc w:val="left"/>
+      <w:pPr>
+        <w:tabs>
+          <w:tab w:val="num" w:pos="3600"/>
+        </w:tabs>
+        <w:ind w:left="3600" w:hanging="360"/>
+      </w:pPr>
+      <w:rPr>
+        <w:rFonts w:ascii="Wingdings" w:hAnsi="Wingdings" w:hint="default"/>
+        <w:sz w:val="20"/>
+      </w:rPr>
+    </w:lvl>
+    <w:lvl w:ilvl="5" w:tentative="1">
+      <w:start w:val="1"/>
+      <w:numFmt w:val="bullet"/>
+      <w:lvlText w:val=""/>
+      <w:lvlJc w:val="left"/>
+      <w:pPr>
+        <w:tabs>
+          <w:tab w:val="num" w:pos="4320"/>
+        </w:tabs>
+        <w:ind w:left="4320" w:hanging="360"/>
+      </w:pPr>
+      <w:rPr>
+        <w:rFonts w:ascii="Wingdings" w:hAnsi="Wingdings" w:hint="default"/>
+        <w:sz w:val="20"/>
+      </w:rPr>
+    </w:lvl>
+    <w:lvl w:ilvl="6" w:tentative="1">
+      <w:start w:val="1"/>
+      <w:numFmt w:val="bullet"/>
+      <w:lvlText w:val=""/>
+      <w:lvlJc w:val="left"/>
+      <w:pPr>
+        <w:tabs>
+          <w:tab w:val="num" w:pos="5040"/>
+        </w:tabs>
+        <w:ind w:left="5040" w:hanging="360"/>
+      </w:pPr>
+      <w:rPr>
+        <w:rFonts w:ascii="Wingdings" w:hAnsi="Wingdings" w:hint="default"/>
+        <w:sz w:val="20"/>
+      </w:rPr>
+    </w:lvl>
+    <w:lvl w:ilvl="7" w:tentative="1">
+      <w:start w:val="1"/>
+      <w:numFmt w:val="bullet"/>
+      <w:lvlText w:val=""/>
+      <w:lvlJc w:val="left"/>
+      <w:pPr>
+        <w:tabs>
+          <w:tab w:val="num" w:pos="5760"/>
+        </w:tabs>
+        <w:ind w:left="5760" w:hanging="360"/>
+      </w:pPr>
+      <w:rPr>
+        <w:rFonts w:ascii="Wingdings" w:hAnsi="Wingdings" w:hint="default"/>
+        <w:sz w:val="20"/>
+      </w:rPr>
+    </w:lvl>
+    <w:lvl w:ilvl="8" w:tentative="1">
+      <w:start w:val="1"/>
+      <w:numFmt w:val="bullet"/>
+      <w:lvlText w:val=""/>
+      <w:lvlJc w:val="left"/>
+      <w:pPr>
+        <w:tabs>
+          <w:tab w:val="num" w:pos="6480"/>
+        </w:tabs>
+        <w:ind w:left="6480" w:hanging="360"/>
+      </w:pPr>
+      <w:rPr>
+        <w:rFonts w:ascii="Wingdings" w:hAnsi="Wingdings" w:hint="default"/>
+        <w:sz w:val="20"/>
+      </w:rPr>
+    </w:lvl>
+  </w:abstractNum>
+  <w:abstractNum w:abstractNumId="4" w15:restartNumberingAfterBreak="0">
+    <w:nsid w:val="1B9D07F4"/>
+    <w:multiLevelType w:val="multilevel"/>
+    <w:tmpl w:val="AD40DC02"/>
+    <w:lvl w:ilvl="0">
+      <w:start w:val="1"/>
+      <w:numFmt w:val="bullet"/>
+      <w:lvlText w:val=""/>
+      <w:lvlJc w:val="left"/>
+      <w:pPr>
+        <w:tabs>
+          <w:tab w:val="num" w:pos="720"/>
+        </w:tabs>
+        <w:ind w:left="720" w:hanging="360"/>
+      </w:pPr>
+      <w:rPr>
+        <w:rFonts w:ascii="Symbol" w:hAnsi="Symbol" w:hint="default"/>
+        <w:sz w:val="20"/>
+      </w:rPr>
+    </w:lvl>
+    <w:lvl w:ilvl="1" w:tentative="1">
+      <w:start w:val="1"/>
+      <w:numFmt w:val="bullet"/>
+      <w:lvlText w:val="o"/>
+      <w:lvlJc w:val="left"/>
+      <w:pPr>
+        <w:tabs>
+          <w:tab w:val="num" w:pos="1440"/>
+        </w:tabs>
+        <w:ind w:left="1440" w:hanging="360"/>
+      </w:pPr>
+      <w:rPr>
+        <w:rFonts w:ascii="Courier New" w:hAnsi="Courier New" w:hint="default"/>
+        <w:sz w:val="20"/>
+      </w:rPr>
+    </w:lvl>
+    <w:lvl w:ilvl="2" w:tentative="1">
+      <w:start w:val="1"/>
+      <w:numFmt w:val="bullet"/>
+      <w:lvlText w:val=""/>
+      <w:lvlJc w:val="left"/>
+      <w:pPr>
+        <w:tabs>
+          <w:tab w:val="num" w:pos="2160"/>
+        </w:tabs>
+        <w:ind w:left="2160" w:hanging="360"/>
+      </w:pPr>
+      <w:rPr>
+        <w:rFonts w:ascii="Wingdings" w:hAnsi="Wingdings" w:hint="default"/>
+        <w:sz w:val="20"/>
+      </w:rPr>
+    </w:lvl>
+    <w:lvl w:ilvl="3" w:tentative="1">
+      <w:start w:val="1"/>
+      <w:numFmt w:val="bullet"/>
+      <w:lvlText w:val=""/>
+      <w:lvlJc w:val="left"/>
+      <w:pPr>
+        <w:tabs>
+          <w:tab w:val="num" w:pos="2880"/>
+        </w:tabs>
+        <w:ind w:left="2880" w:hanging="360"/>
+      </w:pPr>
+      <w:rPr>
+        <w:rFonts w:ascii="Wingdings" w:hAnsi="Wingdings" w:hint="default"/>
+        <w:sz w:val="20"/>
+      </w:rPr>
+    </w:lvl>
+    <w:lvl w:ilvl="4" w:tentative="1">
+      <w:start w:val="1"/>
+      <w:numFmt w:val="bullet"/>
+      <w:lvlText w:val=""/>
+      <w:lvlJc w:val="left"/>
+      <w:pPr>
+        <w:tabs>
+          <w:tab w:val="num" w:pos="3600"/>
+        </w:tabs>
+        <w:ind w:left="3600" w:hanging="360"/>
+      </w:pPr>
+      <w:rPr>
+        <w:rFonts w:ascii="Wingdings" w:hAnsi="Wingdings" w:hint="default"/>
+        <w:sz w:val="20"/>
+      </w:rPr>
+    </w:lvl>
+    <w:lvl w:ilvl="5" w:tentative="1">
+      <w:start w:val="1"/>
+      <w:numFmt w:val="bullet"/>
+      <w:lvlText w:val=""/>
+      <w:lvlJc w:val="left"/>
+      <w:pPr>
+        <w:tabs>
+          <w:tab w:val="num" w:pos="4320"/>
+        </w:tabs>
+        <w:ind w:left="4320" w:hanging="360"/>
+      </w:pPr>
+      <w:rPr>
+        <w:rFonts w:ascii="Wingdings" w:hAnsi="Wingdings" w:hint="default"/>
+        <w:sz w:val="20"/>
+      </w:rPr>
+    </w:lvl>
+    <w:lvl w:ilvl="6" w:tentative="1">
+      <w:start w:val="1"/>
+      <w:numFmt w:val="bullet"/>
+      <w:lvlText w:val=""/>
+      <w:lvlJc w:val="left"/>
+      <w:pPr>
+        <w:tabs>
+          <w:tab w:val="num" w:pos="5040"/>
+        </w:tabs>
+        <w:ind w:left="5040" w:hanging="360"/>
+      </w:pPr>
+      <w:rPr>
+        <w:rFonts w:ascii="Wingdings" w:hAnsi="Wingdings" w:hint="default"/>
+        <w:sz w:val="20"/>
+      </w:rPr>
+    </w:lvl>
+    <w:lvl w:ilvl="7" w:tentative="1">
+      <w:start w:val="1"/>
+      <w:numFmt w:val="bullet"/>
+      <w:lvlText w:val=""/>
+      <w:lvlJc w:val="left"/>
+      <w:pPr>
+        <w:tabs>
+          <w:tab w:val="num" w:pos="5760"/>
+        </w:tabs>
+        <w:ind w:left="5760" w:hanging="360"/>
+      </w:pPr>
+      <w:rPr>
+        <w:rFonts w:ascii="Wingdings" w:hAnsi="Wingdings" w:hint="default"/>
+        <w:sz w:val="20"/>
+      </w:rPr>
+    </w:lvl>
+    <w:lvl w:ilvl="8" w:tentative="1">
+      <w:start w:val="1"/>
+      <w:numFmt w:val="bullet"/>
+      <w:lvlText w:val=""/>
+      <w:lvlJc w:val="left"/>
+      <w:pPr>
+        <w:tabs>
+          <w:tab w:val="num" w:pos="6480"/>
+        </w:tabs>
+        <w:ind w:left="6480" w:hanging="360"/>
+      </w:pPr>
+      <w:rPr>
+        <w:rFonts w:ascii="Wingdings" w:hAnsi="Wingdings" w:hint="default"/>
+        <w:sz w:val="20"/>
+      </w:rPr>
+    </w:lvl>
+  </w:abstractNum>
+  <w:abstractNum w:abstractNumId="5" w15:restartNumberingAfterBreak="0">
+    <w:nsid w:val="2DF7252C"/>
+    <w:multiLevelType w:val="multilevel"/>
+    <w:tmpl w:val="7908B9BE"/>
+    <w:lvl w:ilvl="0">
+      <w:start w:val="1"/>
+      <w:numFmt w:val="bullet"/>
+      <w:lvlText w:val=""/>
+      <w:lvlJc w:val="left"/>
+      <w:pPr>
+        <w:tabs>
+          <w:tab w:val="num" w:pos="720"/>
+        </w:tabs>
+        <w:ind w:left="720" w:hanging="360"/>
+      </w:pPr>
+      <w:rPr>
+        <w:rFonts w:ascii="Symbol" w:hAnsi="Symbol" w:hint="default"/>
+        <w:sz w:val="20"/>
+      </w:rPr>
+    </w:lvl>
+    <w:lvl w:ilvl="1" w:tentative="1">
+      <w:start w:val="1"/>
+      <w:numFmt w:val="bullet"/>
+      <w:lvlText w:val="o"/>
+      <w:lvlJc w:val="left"/>
+      <w:pPr>
+        <w:tabs>
+          <w:tab w:val="num" w:pos="1440"/>
+        </w:tabs>
+        <w:ind w:left="1440" w:hanging="360"/>
+      </w:pPr>
+      <w:rPr>
+        <w:rFonts w:ascii="Courier New" w:hAnsi="Courier New" w:hint="default"/>
+        <w:sz w:val="20"/>
+      </w:rPr>
+    </w:lvl>
+    <w:lvl w:ilvl="2" w:tentative="1">
+      <w:start w:val="1"/>
+      <w:numFmt w:val="bullet"/>
+      <w:lvlText w:val=""/>
+      <w:lvlJc w:val="left"/>
+      <w:pPr>
+        <w:tabs>
+          <w:tab w:val="num" w:pos="2160"/>
+        </w:tabs>
+        <w:ind w:left="2160" w:hanging="360"/>
+      </w:pPr>
+      <w:rPr>
+        <w:rFonts w:ascii="Wingdings" w:hAnsi="Wingdings" w:hint="default"/>
+        <w:sz w:val="20"/>
+      </w:rPr>
+    </w:lvl>
+    <w:lvl w:ilvl="3" w:tentative="1">
+      <w:start w:val="1"/>
+      <w:numFmt w:val="bullet"/>
+      <w:lvlText w:val=""/>
+      <w:lvlJc w:val="left"/>
+      <w:pPr>
+        <w:tabs>
+          <w:tab w:val="num" w:pos="2880"/>
+        </w:tabs>
+        <w:ind w:left="2880" w:hanging="360"/>
+      </w:pPr>
+      <w:rPr>
+        <w:rFonts w:ascii="Wingdings" w:hAnsi="Wingdings" w:hint="default"/>
+        <w:sz w:val="20"/>
+      </w:rPr>
+    </w:lvl>
+    <w:lvl w:ilvl="4" w:tentative="1">
+      <w:start w:val="1"/>
+      <w:numFmt w:val="bullet"/>
+      <w:lvlText w:val=""/>
+      <w:lvlJc w:val="left"/>
+      <w:pPr>
+        <w:tabs>
+          <w:tab w:val="num" w:pos="3600"/>
+        </w:tabs>
+        <w:ind w:left="3600" w:hanging="360"/>
+      </w:pPr>
+      <w:rPr>
+        <w:rFonts w:ascii="Wingdings" w:hAnsi="Wingdings" w:hint="default"/>
+        <w:sz w:val="20"/>
+      </w:rPr>
+    </w:lvl>
+    <w:lvl w:ilvl="5" w:tentative="1">
+      <w:start w:val="1"/>
+      <w:numFmt w:val="bullet"/>
+      <w:lvlText w:val=""/>
+      <w:lvlJc w:val="left"/>
+      <w:pPr>
+        <w:tabs>
+          <w:tab w:val="num" w:pos="4320"/>
+        </w:tabs>
+        <w:ind w:left="4320" w:hanging="360"/>
+      </w:pPr>
+      <w:rPr>
+        <w:rFonts w:ascii="Wingdings" w:hAnsi="Wingdings" w:hint="default"/>
+        <w:sz w:val="20"/>
+      </w:rPr>
+    </w:lvl>
+    <w:lvl w:ilvl="6" w:tentative="1">
+      <w:start w:val="1"/>
+      <w:numFmt w:val="bullet"/>
+      <w:lvlText w:val=""/>
+      <w:lvlJc w:val="left"/>
+      <w:pPr>
+        <w:tabs>
+          <w:tab w:val="num" w:pos="5040"/>
+        </w:tabs>
+        <w:ind w:left="5040" w:hanging="360"/>
+      </w:pPr>
+      <w:rPr>
+        <w:rFonts w:ascii="Wingdings" w:hAnsi="Wingdings" w:hint="default"/>
+        <w:sz w:val="20"/>
+      </w:rPr>
+    </w:lvl>
+    <w:lvl w:ilvl="7" w:tentative="1">
+      <w:start w:val="1"/>
+      <w:numFmt w:val="bullet"/>
+      <w:lvlText w:val=""/>
+      <w:lvlJc w:val="left"/>
+      <w:pPr>
+        <w:tabs>
+          <w:tab w:val="num" w:pos="5760"/>
+        </w:tabs>
+        <w:ind w:left="5760" w:hanging="360"/>
+      </w:pPr>
+      <w:rPr>
+        <w:rFonts w:ascii="Wingdings" w:hAnsi="Wingdings" w:hint="default"/>
+        <w:sz w:val="20"/>
+      </w:rPr>
+    </w:lvl>
+    <w:lvl w:ilvl="8" w:tentative="1">
+      <w:start w:val="1"/>
+      <w:numFmt w:val="bullet"/>
+      <w:lvlText w:val=""/>
+      <w:lvlJc w:val="left"/>
+      <w:pPr>
+        <w:tabs>
+          <w:tab w:val="num" w:pos="6480"/>
+        </w:tabs>
+        <w:ind w:left="6480" w:hanging="360"/>
+      </w:pPr>
+      <w:rPr>
+        <w:rFonts w:ascii="Wingdings" w:hAnsi="Wingdings" w:hint="default"/>
+        <w:sz w:val="20"/>
+      </w:rPr>
+    </w:lvl>
+  </w:abstractNum>
+  <w:abstractNum w:abstractNumId="6" w15:restartNumberingAfterBreak="0">
+    <w:nsid w:val="638B18A6"/>
+    <w:multiLevelType w:val="multilevel"/>
+    <w:tmpl w:val="9196B660"/>
+    <w:lvl w:ilvl="0">
+      <w:start w:val="1"/>
+      <w:numFmt w:val="bullet"/>
+      <w:lvlText w:val=""/>
+      <w:lvlJc w:val="left"/>
+      <w:pPr>
+        <w:tabs>
+          <w:tab w:val="num" w:pos="720"/>
+        </w:tabs>
+        <w:ind w:left="720" w:hanging="360"/>
+      </w:pPr>
+      <w:rPr>
+        <w:rFonts w:ascii="Symbol" w:hAnsi="Symbol" w:hint="default"/>
+        <w:sz w:val="20"/>
+      </w:rPr>
+    </w:lvl>
+    <w:lvl w:ilvl="1" w:tentative="1">
+      <w:start w:val="1"/>
+      <w:numFmt w:val="bullet"/>
+      <w:lvlText w:val="o"/>
+      <w:lvlJc w:val="left"/>
+      <w:pPr>
+        <w:tabs>
+          <w:tab w:val="num" w:pos="1440"/>
+        </w:tabs>
+        <w:ind w:left="1440" w:hanging="360"/>
+      </w:pPr>
+      <w:rPr>
+        <w:rFonts w:ascii="Courier New" w:hAnsi="Courier New" w:hint="default"/>
+        <w:sz w:val="20"/>
+      </w:rPr>
+    </w:lvl>
+    <w:lvl w:ilvl="2" w:tentative="1">
+      <w:start w:val="1"/>
+      <w:numFmt w:val="bullet"/>
+      <w:lvlText w:val=""/>
+      <w:lvlJc w:val="left"/>
+      <w:pPr>
+        <w:tabs>
+          <w:tab w:val="num" w:pos="2160"/>
+        </w:tabs>
+        <w:ind w:left="2160" w:hanging="360"/>
+      </w:pPr>
+      <w:rPr>
+        <w:rFonts w:ascii="Wingdings" w:hAnsi="Wingdings" w:hint="default"/>
+        <w:sz w:val="20"/>
+      </w:rPr>
+    </w:lvl>
+    <w:lvl w:ilvl="3" w:tentative="1">
+      <w:start w:val="1"/>
+      <w:numFmt w:val="bullet"/>
+      <w:lvlText w:val=""/>
+      <w:lvlJc w:val="left"/>
+      <w:pPr>
+        <w:tabs>
+          <w:tab w:val="num" w:pos="2880"/>
+        </w:tabs>
+        <w:ind w:left="2880" w:hanging="360"/>
+      </w:pPr>
+      <w:rPr>
+        <w:rFonts w:ascii="Wingdings" w:hAnsi="Wingdings" w:hint="default"/>
+        <w:sz w:val="20"/>
+      </w:rPr>
+    </w:lvl>
+    <w:lvl w:ilvl="4" w:tentative="1">
+      <w:start w:val="1"/>
+      <w:numFmt w:val="bullet"/>
+      <w:lvlText w:val=""/>
+      <w:lvlJc w:val="left"/>
+      <w:pPr>
+        <w:tabs>
+          <w:tab w:val="num" w:pos="3600"/>
+        </w:tabs>
+        <w:ind w:left="3600" w:hanging="360"/>
+      </w:pPr>
+      <w:rPr>
+        <w:rFonts w:ascii="Wingdings" w:hAnsi="Wingdings" w:hint="default"/>
+        <w:sz w:val="20"/>
+      </w:rPr>
+    </w:lvl>
+    <w:lvl w:ilvl="5" w:tentative="1">
+      <w:start w:val="1"/>
+      <w:numFmt w:val="bullet"/>
+      <w:lvlText w:val=""/>
+      <w:lvlJc w:val="left"/>
+      <w:pPr>
+        <w:tabs>
+          <w:tab w:val="num" w:pos="4320"/>
+        </w:tabs>
+        <w:ind w:left="4320" w:hanging="360"/>
+      </w:pPr>
+      <w:rPr>
+        <w:rFonts w:ascii="Wingdings" w:hAnsi="Wingdings" w:hint="default"/>
+        <w:sz w:val="20"/>
+      </w:rPr>
+    </w:lvl>
+    <w:lvl w:ilvl="6" w:tentative="1">
+      <w:start w:val="1"/>
+      <w:numFmt w:val="bullet"/>
+      <w:lvlText w:val=""/>
+      <w:lvlJc w:val="left"/>
+      <w:pPr>
+        <w:tabs>
+          <w:tab w:val="num" w:pos="5040"/>
+        </w:tabs>
+        <w:ind w:left="5040" w:hanging="360"/>
+      </w:pPr>
+      <w:rPr>
+        <w:rFonts w:ascii="Wingdings" w:hAnsi="Wingdings" w:hint="default"/>
+        <w:sz w:val="20"/>
+      </w:rPr>
+    </w:lvl>
+    <w:lvl w:ilvl="7" w:tentative="1">
+      <w:start w:val="1"/>
+      <w:numFmt w:val="bullet"/>
+      <w:lvlText w:val=""/>
+      <w:lvlJc w:val="left"/>
+      <w:pPr>
+        <w:tabs>
+          <w:tab w:val="num" w:pos="5760"/>
+        </w:tabs>
+        <w:ind w:left="5760" w:hanging="360"/>
+      </w:pPr>
+      <w:rPr>
+        <w:rFonts w:ascii="Wingdings" w:hAnsi="Wingdings" w:hint="default"/>
+        <w:sz w:val="20"/>
+      </w:rPr>
+    </w:lvl>
+    <w:lvl w:ilvl="8" w:tentative="1">
+      <w:start w:val="1"/>
+      <w:numFmt w:val="bullet"/>
+      <w:lvlText w:val=""/>
+      <w:lvlJc w:val="left"/>
+      <w:pPr>
+        <w:tabs>
+          <w:tab w:val="num" w:pos="6480"/>
+        </w:tabs>
+        <w:ind w:left="6480" w:hanging="360"/>
+      </w:pPr>
+      <w:rPr>
+        <w:rFonts w:ascii="Wingdings" w:hAnsi="Wingdings" w:hint="default"/>
+        <w:sz w:val="20"/>
+      </w:rPr>
+    </w:lvl>
+  </w:abstractNum>
+  <w:abstractNum w:abstractNumId="7" w15:restartNumberingAfterBreak="0">
+    <w:nsid w:val="65FB1FF4"/>
+    <w:multiLevelType w:val="multilevel"/>
+    <w:tmpl w:val="2E94738A"/>
+    <w:lvl w:ilvl="0">
+      <w:start w:val="1"/>
+      <w:numFmt w:val="bullet"/>
+      <w:lvlText w:val=""/>
+      <w:lvlJc w:val="left"/>
+      <w:pPr>
+        <w:tabs>
+          <w:tab w:val="num" w:pos="720"/>
+        </w:tabs>
+        <w:ind w:left="720" w:hanging="360"/>
+      </w:pPr>
+      <w:rPr>
+        <w:rFonts w:ascii="Symbol" w:hAnsi="Symbol" w:hint="default"/>
+        <w:sz w:val="20"/>
+      </w:rPr>
+    </w:lvl>
+    <w:lvl w:ilvl="1" w:tentative="1">
+      <w:start w:val="1"/>
+      <w:numFmt w:val="bullet"/>
+      <w:lvlText w:val="o"/>
+      <w:lvlJc w:val="left"/>
+      <w:pPr>
+        <w:tabs>
+          <w:tab w:val="num" w:pos="1440"/>
+        </w:tabs>
+        <w:ind w:left="1440" w:hanging="360"/>
+      </w:pPr>
+      <w:rPr>
+        <w:rFonts w:ascii="Courier New" w:hAnsi="Courier New" w:hint="default"/>
+        <w:sz w:val="20"/>
+      </w:rPr>
+    </w:lvl>
+    <w:lvl w:ilvl="2" w:tentative="1">
+      <w:start w:val="1"/>
+      <w:numFmt w:val="bullet"/>
+      <w:lvlText w:val=""/>
+      <w:lvlJc w:val="left"/>
+      <w:pPr>
+        <w:tabs>
+          <w:tab w:val="num" w:pos="2160"/>
+        </w:tabs>
+        <w:ind w:left="2160" w:hanging="360"/>
+      </w:pPr>
+      <w:rPr>
+        <w:rFonts w:ascii="Wingdings" w:hAnsi="Wingdings" w:hint="default"/>
+        <w:sz w:val="20"/>
+      </w:rPr>
+    </w:lvl>
+    <w:lvl w:ilvl="3" w:tentative="1">
+      <w:start w:val="1"/>
+      <w:numFmt w:val="bullet"/>
+      <w:lvlText w:val=""/>
+      <w:lvlJc w:val="left"/>
+      <w:pPr>
+        <w:tabs>
+          <w:tab w:val="num" w:pos="2880"/>
+        </w:tabs>
+        <w:ind w:left="2880" w:hanging="360"/>
+      </w:pPr>
+      <w:rPr>
+        <w:rFonts w:ascii="Wingdings" w:hAnsi="Wingdings" w:hint="default"/>
+        <w:sz w:val="20"/>
+      </w:rPr>
+    </w:lvl>
+    <w:lvl w:ilvl="4" w:tentative="1">
+      <w:start w:val="1"/>
+      <w:numFmt w:val="bullet"/>
+      <w:lvlText w:val=""/>
+      <w:lvlJc w:val="left"/>
+      <w:pPr>
+        <w:tabs>
+          <w:tab w:val="num" w:pos="3600"/>
+        </w:tabs>
+        <w:ind w:left="3600" w:hanging="360"/>
+      </w:pPr>
+      <w:rPr>
+        <w:rFonts w:ascii="Wingdings" w:hAnsi="Wingdings" w:hint="default"/>
+        <w:sz w:val="20"/>
+      </w:rPr>
+    </w:lvl>
+    <w:lvl w:ilvl="5" w:tentative="1">
+      <w:start w:val="1"/>
+      <w:numFmt w:val="bullet"/>
+      <w:lvlText w:val=""/>
+      <w:lvlJc w:val="left"/>
+      <w:pPr>
+        <w:tabs>
+          <w:tab w:val="num" w:pos="4320"/>
+        </w:tabs>
+        <w:ind w:left="4320" w:hanging="360"/>
+      </w:pPr>
+      <w:rPr>
+        <w:rFonts w:ascii="Wingdings" w:hAnsi="Wingdings" w:hint="default"/>
+        <w:sz w:val="20"/>
+      </w:rPr>
+    </w:lvl>
+    <w:lvl w:ilvl="6" w:tentative="1">
+      <w:start w:val="1"/>
+      <w:numFmt w:val="bullet"/>
+      <w:lvlText w:val=""/>
+      <w:lvlJc w:val="left"/>
+      <w:pPr>
+        <w:tabs>
+          <w:tab w:val="num" w:pos="5040"/>
+        </w:tabs>
+        <w:ind w:left="5040" w:hanging="360"/>
+      </w:pPr>
+      <w:rPr>
+        <w:rFonts w:ascii="Wingdings" w:hAnsi="Wingdings" w:hint="default"/>
+        <w:sz w:val="20"/>
+      </w:rPr>
+    </w:lvl>
+    <w:lvl w:ilvl="7" w:tentative="1">
+      <w:start w:val="1"/>
+      <w:numFmt w:val="bullet"/>
+      <w:lvlText w:val=""/>
+      <w:lvlJc w:val="left"/>
+      <w:pPr>
+        <w:tabs>
+          <w:tab w:val="num" w:pos="5760"/>
+        </w:tabs>
+        <w:ind w:left="5760" w:hanging="360"/>
+      </w:pPr>
+      <w:rPr>
+        <w:rFonts w:ascii="Wingdings" w:hAnsi="Wingdings" w:hint="default"/>
+        <w:sz w:val="20"/>
+      </w:rPr>
+    </w:lvl>
+    <w:lvl w:ilvl="8" w:tentative="1">
+      <w:start w:val="1"/>
+      <w:numFmt w:val="bullet"/>
+      <w:lvlText w:val=""/>
+      <w:lvlJc w:val="left"/>
+      <w:pPr>
+        <w:tabs>
+          <w:tab w:val="num" w:pos="6480"/>
+        </w:tabs>
+        <w:ind w:left="6480" w:hanging="360"/>
+      </w:pPr>
+      <w:rPr>
+        <w:rFonts w:ascii="Wingdings" w:hAnsi="Wingdings" w:hint="default"/>
+        <w:sz w:val="20"/>
+      </w:rPr>
+    </w:lvl>
+  </w:abstractNum>
+  <w:abstractNum w:abstractNumId="8" w15:restartNumberingAfterBreak="0">
+    <w:nsid w:val="6CD92063"/>
+    <w:multiLevelType w:val="multilevel"/>
+    <w:tmpl w:val="6CBA83C2"/>
+    <w:lvl w:ilvl="0">
+      <w:start w:val="1"/>
+      <w:numFmt w:val="bullet"/>
+      <w:lvlText w:val=""/>
+      <w:lvlJc w:val="left"/>
+      <w:pPr>
+        <w:tabs>
+          <w:tab w:val="num" w:pos="720"/>
+        </w:tabs>
+        <w:ind w:left="720" w:hanging="360"/>
+      </w:pPr>
+      <w:rPr>
+        <w:rFonts w:ascii="Symbol" w:hAnsi="Symbol" w:hint="default"/>
+        <w:sz w:val="20"/>
+      </w:rPr>
+    </w:lvl>
+    <w:lvl w:ilvl="1" w:tentative="1">
+      <w:start w:val="1"/>
+      <w:numFmt w:val="bullet"/>
+      <w:lvlText w:val="o"/>
+      <w:lvlJc w:val="left"/>
+      <w:pPr>
+        <w:tabs>
+          <w:tab w:val="num" w:pos="1440"/>
+        </w:tabs>
+        <w:ind w:left="1440" w:hanging="360"/>
+      </w:pPr>
+      <w:rPr>
+        <w:rFonts w:ascii="Courier New" w:hAnsi="Courier New" w:hint="default"/>
+        <w:sz w:val="20"/>
+      </w:rPr>
+    </w:lvl>
+    <w:lvl w:ilvl="2" w:tentative="1">
+      <w:start w:val="1"/>
+      <w:numFmt w:val="bullet"/>
+      <w:lvlText w:val=""/>
+      <w:lvlJc w:val="left"/>
+      <w:pPr>
+        <w:tabs>
+          <w:tab w:val="num" w:pos="2160"/>
+        </w:tabs>
+        <w:ind w:left="2160" w:hanging="360"/>
+      </w:pPr>
+      <w:rPr>
+        <w:rFonts w:ascii="Wingdings" w:hAnsi="Wingdings" w:hint="default"/>
+        <w:sz w:val="20"/>
+      </w:rPr>
+    </w:lvl>
+    <w:lvl w:ilvl="3" w:tentative="1">
+      <w:start w:val="1"/>
+      <w:numFmt w:val="bullet"/>
+      <w:lvlText w:val=""/>
+      <w:lvlJc w:val="left"/>
+      <w:pPr>
+        <w:tabs>
+          <w:tab w:val="num" w:pos="2880"/>
+        </w:tabs>
+        <w:ind w:left="2880" w:hanging="360"/>
+      </w:pPr>
+      <w:rPr>
+        <w:rFonts w:ascii="Wingdings" w:hAnsi="Wingdings" w:hint="default"/>
+        <w:sz w:val="20"/>
+      </w:rPr>
+    </w:lvl>
+    <w:lvl w:ilvl="4" w:tentative="1">
+      <w:start w:val="1"/>
+      <w:numFmt w:val="bullet"/>
+      <w:lvlText w:val=""/>
+      <w:lvlJc w:val="left"/>
+      <w:pPr>
+        <w:tabs>
+          <w:tab w:val="num" w:pos="3600"/>
+        </w:tabs>
+        <w:ind w:left="3600" w:hanging="360"/>
+      </w:pPr>
+      <w:rPr>
+        <w:rFonts w:ascii="Wingdings" w:hAnsi="Wingdings" w:hint="default"/>
+        <w:sz w:val="20"/>
+      </w:rPr>
+    </w:lvl>
+    <w:lvl w:ilvl="5" w:tentative="1">
+      <w:start w:val="1"/>
+      <w:numFmt w:val="bullet"/>
+      <w:lvlText w:val=""/>
+      <w:lvlJc w:val="left"/>
+      <w:pPr>
+        <w:tabs>
+          <w:tab w:val="num" w:pos="4320"/>
+        </w:tabs>
+        <w:ind w:left="4320" w:hanging="360"/>
+      </w:pPr>
+      <w:rPr>
+        <w:rFonts w:ascii="Wingdings" w:hAnsi="Wingdings" w:hint="default"/>
+        <w:sz w:val="20"/>
+      </w:rPr>
+    </w:lvl>
+    <w:lvl w:ilvl="6" w:tentative="1">
+      <w:start w:val="1"/>
+      <w:numFmt w:val="bullet"/>
+      <w:lvlText w:val=""/>
+      <w:lvlJc w:val="left"/>
+      <w:pPr>
+        <w:tabs>
+          <w:tab w:val="num" w:pos="5040"/>
+        </w:tabs>
+        <w:ind w:left="5040" w:hanging="360"/>
+      </w:pPr>
+      <w:rPr>
+        <w:rFonts w:ascii="Wingdings" w:hAnsi="Wingdings" w:hint="default"/>
+        <w:sz w:val="20"/>
+      </w:rPr>
+    </w:lvl>
+    <w:lvl w:ilvl="7" w:tentative="1">
+      <w:start w:val="1"/>
+      <w:numFmt w:val="bullet"/>
+      <w:lvlText w:val=""/>
+      <w:lvlJc w:val="left"/>
+      <w:pPr>
+        <w:tabs>
+          <w:tab w:val="num" w:pos="5760"/>
+        </w:tabs>
+        <w:ind w:left="5760" w:hanging="360"/>
+      </w:pPr>
+      <w:rPr>
+        <w:rFonts w:ascii="Wingdings" w:hAnsi="Wingdings" w:hint="default"/>
+        <w:sz w:val="20"/>
+      </w:rPr>
+    </w:lvl>
+    <w:lvl w:ilvl="8" w:tentative="1">
+      <w:start w:val="1"/>
+      <w:numFmt w:val="bullet"/>
+      <w:lvlText w:val=""/>
+      <w:lvlJc w:val="left"/>
+      <w:pPr>
+        <w:tabs>
+          <w:tab w:val="num" w:pos="6480"/>
+        </w:tabs>
+        <w:ind w:left="6480" w:hanging="360"/>
+      </w:pPr>
+      <w:rPr>
+        <w:rFonts w:ascii="Wingdings" w:hAnsi="Wingdings" w:hint="default"/>
+        <w:sz w:val="20"/>
+      </w:rPr>
+    </w:lvl>
+  </w:abstractNum>
+  <w:abstractNum w:abstractNumId="9" w15:restartNumberingAfterBreak="0">
+    <w:nsid w:val="762B2693"/>
+    <w:multiLevelType w:val="hybridMultilevel"/>
+    <w:tmpl w:val="1332EC96"/>
+    <w:lvl w:ilvl="0" w:tplc="B4EA17C4">
+      <w:start w:val="3"/>
+      <w:numFmt w:val="bullet"/>
+      <w:lvlText w:val="-"/>
+      <w:lvlJc w:val="left"/>
+      <w:pPr>
+        <w:ind w:left="720" w:hanging="360"/>
+      </w:pPr>
+      <w:rPr>
+        <w:rFonts w:ascii="Aptos" w:eastAsiaTheme="minorHAnsi" w:hAnsi="Aptos" w:cstheme="minorBidi" w:hint="default"/>
+      </w:rPr>
+    </w:lvl>
+    <w:lvl w:ilvl="1" w:tplc="2C0A0003" w:tentative="1">
+      <w:start w:val="1"/>
+      <w:numFmt w:val="bullet"/>
+      <w:lvlText w:val="o"/>
+      <w:lvlJc w:val="left"/>
+      <w:pPr>
+        <w:ind w:left="1440" w:hanging="360"/>
+      </w:pPr>
+      <w:rPr>
+        <w:rFonts w:ascii="Courier New" w:hAnsi="Courier New" w:cs="Courier New" w:hint="default"/>
+      </w:rPr>
+    </w:lvl>
+    <w:lvl w:ilvl="2" w:tplc="2C0A0005" w:tentative="1">
+      <w:start w:val="1"/>
+      <w:numFmt w:val="bullet"/>
+      <w:lvlText w:val=""/>
+      <w:lvlJc w:val="left"/>
+      <w:pPr>
+        <w:ind w:left="2160" w:hanging="360"/>
+      </w:pPr>
+      <w:rPr>
+        <w:rFonts w:ascii="Wingdings" w:hAnsi="Wingdings" w:hint="default"/>
+      </w:rPr>
+    </w:lvl>
+    <w:lvl w:ilvl="3" w:tplc="2C0A0001" w:tentative="1">
+      <w:start w:val="1"/>
+      <w:numFmt w:val="bullet"/>
+      <w:lvlText w:val=""/>
+      <w:lvlJc w:val="left"/>
+      <w:pPr>
+        <w:ind w:left="2880" w:hanging="360"/>
+      </w:pPr>
+      <w:rPr>
+        <w:rFonts w:ascii="Symbol" w:hAnsi="Symbol" w:hint="default"/>
+      </w:rPr>
+    </w:lvl>
+    <w:lvl w:ilvl="4" w:tplc="2C0A0003" w:tentative="1">
+      <w:start w:val="1"/>
+      <w:numFmt w:val="bullet"/>
+      <w:lvlText w:val="o"/>
+      <w:lvlJc w:val="left"/>
+      <w:pPr>
+        <w:ind w:left="3600" w:hanging="360"/>
+      </w:pPr>
+      <w:rPr>
+        <w:rFonts w:ascii="Courier New" w:hAnsi="Courier New" w:cs="Courier New" w:hint="default"/>
+      </w:rPr>
+    </w:lvl>
+    <w:lvl w:ilvl="5" w:tplc="2C0A0005" w:tentative="1">
+      <w:start w:val="1"/>
+      <w:numFmt w:val="bullet"/>
+      <w:lvlText w:val=""/>
+      <w:lvlJc w:val="left"/>
+      <w:pPr>
+        <w:ind w:left="4320" w:hanging="360"/>
+      </w:pPr>
+      <w:rPr>
+        <w:rFonts w:ascii="Wingdings" w:hAnsi="Wingdings" w:hint="default"/>
+      </w:rPr>
+    </w:lvl>
+    <w:lvl w:ilvl="6" w:tplc="2C0A0001" w:tentative="1">
+      <w:start w:val="1"/>
+      <w:numFmt w:val="bullet"/>
+      <w:lvlText w:val=""/>
+      <w:lvlJc w:val="left"/>
+      <w:pPr>
+        <w:ind w:left="5040" w:hanging="360"/>
+      </w:pPr>
+      <w:rPr>
+        <w:rFonts w:ascii="Symbol" w:hAnsi="Symbol" w:hint="default"/>
+      </w:rPr>
+    </w:lvl>
+    <w:lvl w:ilvl="7" w:tplc="2C0A0003" w:tentative="1">
+      <w:start w:val="1"/>
+      <w:numFmt w:val="bullet"/>
+      <w:lvlText w:val="o"/>
+      <w:lvlJc w:val="left"/>
+      <w:pPr>
+        <w:ind w:left="5760" w:hanging="360"/>
+      </w:pPr>
+      <w:rPr>
+        <w:rFonts w:ascii="Courier New" w:hAnsi="Courier New" w:cs="Courier New" w:hint="default"/>
+      </w:rPr>
+    </w:lvl>
+    <w:lvl w:ilvl="8" w:tplc="2C0A0005" w:tentative="1">
+      <w:start w:val="1"/>
+      <w:numFmt w:val="bullet"/>
+      <w:lvlText w:val=""/>
+      <w:lvlJc w:val="left"/>
+      <w:pPr>
+        <w:ind w:left="6480" w:hanging="360"/>
+      </w:pPr>
+      <w:rPr>
+        <w:rFonts w:ascii="Wingdings" w:hAnsi="Wingdings" w:hint="default"/>
+      </w:rPr>
+    </w:lvl>
+  </w:abstractNum>
+  <w:abstractNum w:abstractNumId="10" w15:restartNumberingAfterBreak="0">
+    <w:nsid w:val="7F7E5C9A"/>
+    <w:multiLevelType w:val="multilevel"/>
+    <w:tmpl w:val="929278E8"/>
+    <w:lvl w:ilvl="0">
+      <w:start w:val="1"/>
+      <w:numFmt w:val="bullet"/>
+      <w:lvlText w:val=""/>
+      <w:lvlJc w:val="left"/>
+      <w:pPr>
+        <w:tabs>
+          <w:tab w:val="num" w:pos="720"/>
+        </w:tabs>
+        <w:ind w:left="720" w:hanging="360"/>
+      </w:pPr>
+      <w:rPr>
+        <w:rFonts w:ascii="Symbol" w:hAnsi="Symbol" w:hint="default"/>
+        <w:sz w:val="20"/>
+      </w:rPr>
+    </w:lvl>
+    <w:lvl w:ilvl="1" w:tentative="1">
+      <w:start w:val="1"/>
+      <w:numFmt w:val="bullet"/>
+      <w:lvlText w:val="o"/>
+      <w:lvlJc w:val="left"/>
+      <w:pPr>
+        <w:tabs>
+          <w:tab w:val="num" w:pos="1440"/>
+        </w:tabs>
+        <w:ind w:left="1440" w:hanging="360"/>
+      </w:pPr>
+      <w:rPr>
+        <w:rFonts w:ascii="Courier New" w:hAnsi="Courier New" w:hint="default"/>
+        <w:sz w:val="20"/>
+      </w:rPr>
+    </w:lvl>
+    <w:lvl w:ilvl="2" w:tentative="1">
+      <w:start w:val="1"/>
+      <w:numFmt w:val="bullet"/>
+      <w:lvlText w:val=""/>
+      <w:lvlJc w:val="left"/>
+      <w:pPr>
+        <w:tabs>
+          <w:tab w:val="num" w:pos="2160"/>
+        </w:tabs>
+        <w:ind w:left="2160" w:hanging="360"/>
+      </w:pPr>
+      <w:rPr>
+        <w:rFonts w:ascii="Wingdings" w:hAnsi="Wingdings" w:hint="default"/>
+        <w:sz w:val="20"/>
+      </w:rPr>
+    </w:lvl>
+    <w:lvl w:ilvl="3" w:tentative="1">
+      <w:start w:val="1"/>
+      <w:numFmt w:val="bullet"/>
+      <w:lvlText w:val=""/>
+      <w:lvlJc w:val="left"/>
+      <w:pPr>
+        <w:tabs>
+          <w:tab w:val="num" w:pos="2880"/>
+        </w:tabs>
+        <w:ind w:left="2880" w:hanging="360"/>
+      </w:pPr>
+      <w:rPr>
+        <w:rFonts w:ascii="Wingdings" w:hAnsi="Wingdings" w:hint="default"/>
+        <w:sz w:val="20"/>
+      </w:rPr>
+    </w:lvl>
+    <w:lvl w:ilvl="4" w:tentative="1">
+      <w:start w:val="1"/>
+      <w:numFmt w:val="bullet"/>
+      <w:lvlText w:val=""/>
+      <w:lvlJc w:val="left"/>
+      <w:pPr>
+        <w:tabs>
+          <w:tab w:val="num" w:pos="3600"/>
+        </w:tabs>
+        <w:ind w:left="3600" w:hanging="360"/>
+      </w:pPr>
+      <w:rPr>
+        <w:rFonts w:ascii="Wingdings" w:hAnsi="Wingdings" w:hint="default"/>
+        <w:sz w:val="20"/>
+      </w:rPr>
+    </w:lvl>
+    <w:lvl w:ilvl="5" w:tentative="1">
+      <w:start w:val="1"/>
+      <w:numFmt w:val="bullet"/>
+      <w:lvlText w:val=""/>
+      <w:lvlJc w:val="left"/>
+      <w:pPr>
+        <w:tabs>
+          <w:tab w:val="num" w:pos="4320"/>
+        </w:tabs>
+        <w:ind w:left="4320" w:hanging="360"/>
+      </w:pPr>
+      <w:rPr>
+        <w:rFonts w:ascii="Wingdings" w:hAnsi="Wingdings" w:hint="default"/>
+        <w:sz w:val="20"/>
+      </w:rPr>
+    </w:lvl>
+    <w:lvl w:ilvl="6" w:tentative="1">
+      <w:start w:val="1"/>
+      <w:numFmt w:val="bullet"/>
+      <w:lvlText w:val=""/>
+      <w:lvlJc w:val="left"/>
+      <w:pPr>
+        <w:tabs>
+          <w:tab w:val="num" w:pos="5040"/>
+        </w:tabs>
+        <w:ind w:left="5040" w:hanging="360"/>
+      </w:pPr>
+      <w:rPr>
+        <w:rFonts w:ascii="Wingdings" w:hAnsi="Wingdings" w:hint="default"/>
+        <w:sz w:val="20"/>
+      </w:rPr>
+    </w:lvl>
+    <w:lvl w:ilvl="7" w:tentative="1">
+      <w:start w:val="1"/>
+      <w:numFmt w:val="bullet"/>
+      <w:lvlText w:val=""/>
+      <w:lvlJc w:val="left"/>
+      <w:pPr>
+        <w:tabs>
+          <w:tab w:val="num" w:pos="5760"/>
+        </w:tabs>
+        <w:ind w:left="5760" w:hanging="360"/>
+      </w:pPr>
+      <w:rPr>
+        <w:rFonts w:ascii="Wingdings" w:hAnsi="Wingdings" w:hint="default"/>
+        <w:sz w:val="20"/>
+      </w:rPr>
+    </w:lvl>
+    <w:lvl w:ilvl="8" w:tentative="1">
+      <w:start w:val="1"/>
+      <w:numFmt w:val="bullet"/>
+      <w:lvlText w:val=""/>
+      <w:lvlJc w:val="left"/>
+      <w:pPr>
+        <w:tabs>
+          <w:tab w:val="num" w:pos="6480"/>
+        </w:tabs>
+        <w:ind w:left="6480" w:hanging="360"/>
+      </w:pPr>
+      <w:rPr>
+        <w:rFonts w:ascii="Wingdings" w:hAnsi="Wingdings" w:hint="default"/>
+        <w:sz w:val="20"/>
+      </w:rPr>
+    </w:lvl>
+  </w:abstractNum>
+  <w:num w:numId="1" w16cid:durableId="529147986">
+    <w:abstractNumId w:val="8"/>
+  </w:num>
+  <w:num w:numId="2" w16cid:durableId="824200368">
+    <w:abstractNumId w:val="1"/>
+  </w:num>
+  <w:num w:numId="3" w16cid:durableId="922497262">
+    <w:abstractNumId w:val="9"/>
+  </w:num>
+  <w:num w:numId="4" w16cid:durableId="1807238954">
+    <w:abstractNumId w:val="7"/>
+  </w:num>
+  <w:num w:numId="5" w16cid:durableId="419254407">
+    <w:abstractNumId w:val="6"/>
+  </w:num>
+  <w:num w:numId="6" w16cid:durableId="1931960649">
+    <w:abstractNumId w:val="10"/>
+  </w:num>
+  <w:num w:numId="7" w16cid:durableId="1052464841">
+    <w:abstractNumId w:val="0"/>
+  </w:num>
+  <w:num w:numId="8" w16cid:durableId="481505143">
+    <w:abstractNumId w:val="5"/>
+  </w:num>
+  <w:num w:numId="9" w16cid:durableId="1957449032">
+    <w:abstractNumId w:val="3"/>
+  </w:num>
+  <w:num w:numId="10" w16cid:durableId="456294268">
+    <w:abstractNumId w:val="2"/>
+  </w:num>
+  <w:num w:numId="11" w16cid:durableId="1907254698">
+    <w:abstractNumId w:val="4"/>
+  </w:num>
+</w:numbering>
 </file>
 
 <file path=word/styles.xml><?xml version="1.0" encoding="utf-8"?>
@@ -1168,6 +3225,45 @@
       <w:spacing w:val="5"/>
     </w:rPr>
   </w:style>
+  <w:style w:type="paragraph" w:styleId="NormalWeb">
+    <w:name w:val="Normal (Web)"/>
+    <w:basedOn w:val="Normal"/>
+    <w:uiPriority w:val="99"/>
+    <w:semiHidden/>
+    <w:unhideWhenUsed/>
+    <w:rsid w:val="006D6BF7"/>
+    <w:pPr>
+      <w:spacing w:before="100" w:beforeAutospacing="1" w:after="100" w:afterAutospacing="1" w:line="240" w:lineRule="auto"/>
+    </w:pPr>
+    <w:rPr>
+      <w:rFonts w:ascii="Times New Roman" w:eastAsia="Times New Roman" w:hAnsi="Times New Roman" w:cs="Times New Roman"/>
+      <w:kern w:val="0"/>
+      <w:lang w:eastAsia="es-AR"/>
+      <w14:ligatures w14:val="none"/>
+    </w:rPr>
+  </w:style>
+  <w:style w:type="character" w:styleId="lev">
+    <w:name w:val="Strong"/>
+    <w:basedOn w:val="Policepardfaut"/>
+    <w:uiPriority w:val="22"/>
+    <w:qFormat/>
+    <w:rsid w:val="006D6BF7"/>
+    <w:rPr>
+      <w:b/>
+      <w:bCs/>
+    </w:rPr>
+  </w:style>
+  <w:style w:type="character" w:styleId="Accentuation">
+    <w:name w:val="Emphasis"/>
+    <w:basedOn w:val="Policepardfaut"/>
+    <w:uiPriority w:val="20"/>
+    <w:qFormat/>
+    <w:rsid w:val="006D6BF7"/>
+    <w:rPr>
+      <w:i/>
+      <w:iCs/>
+    </w:rPr>
+  </w:style>
 </w:styles>
 </file>
 
